--- a/S1-CL1-Cloud-Design-Build/mappings/ICTICT517_Assessment_Mapping.docx
+++ b/S1-CL1-Cloud-Design-Build/mappings/ICTICT517_Assessment_Mapping.docx
@@ -1,6 +1,6 @@
 
 <file path=word/document.xml><?xml version="1.0" encoding="utf-8"?>
-<w:document xmlns:wpc="http://schemas.microsoft.com/office/word/2010/wordprocessingCanvas" xmlns:cx="http://schemas.microsoft.com/office/drawing/2014/chartex" xmlns:cx1="http://schemas.microsoft.com/office/drawing/2015/9/8/chartex" xmlns:cx2="http://schemas.microsoft.com/office/drawing/2015/10/21/chartex" xmlns:cx3="http://schemas.microsoft.com/office/drawing/2016/5/9/chartex" xmlns:cx4="http://schemas.microsoft.com/office/drawing/2016/5/10/chartex" xmlns:cx5="http://schemas.microsoft.com/office/drawing/2016/5/11/chartex" xmlns:cx6="http://schemas.microsoft.com/office/drawing/2016/5/12/chartex" xmlns:cx7="http://schemas.microsoft.com/office/drawing/2016/5/13/chartex" xmlns:cx8="http://schemas.microsoft.com/office/drawing/2016/5/14/chartex" xmlns:mc="http://schemas.openxmlformats.org/markup-compatibility/2006" xmlns:m="http://schemas.openxmlformats.org/officeDocument/2006/math" xmlns:aink="http://schemas.microsoft.com/office/drawing/2016/ink" xmlns:am3d="http://schemas.microsoft.com/office/drawing/2017/model3d" xmlns:oel="http://schemas.microsoft.com/office/2019/extlst" xmlns:r="http://schemas.openxmlformats.org/officeDocument/2006/relationships" xmlns:wp14="http://schemas.microsoft.com/office/word/2010/wordprocessingDrawing" xmlns:wp="http://schemas.openxmlformats.org/drawingml/2006/wordprocessingDrawing" xmlns:wpg="http://schemas.microsoft.com/office/word/2010/wordprocessingGroup" xmlns:wpi="http://schemas.microsoft.com/office/word/2010/wordprocessingInk" xmlns:wps="http://schemas.microsoft.com/office/word/2010/wordprocessingShape" xmlns:o="urn:schemas-microsoft-com:office:office" xmlns:v="urn:schemas-microsoft-com:vml" xmlns:w10="urn:schemas-microsoft-com:office:word" xmlns:w="http://schemas.openxmlformats.org/wordprocessingml/2006/main" xmlns:w14="http://schemas.microsoft.com/office/word/2010/wordml" xmlns:w15="http://schemas.microsoft.com/office/word/2012/wordml" xmlns:w16cex="http://schemas.microsoft.com/office/word/2018/wordml/cex" xmlns:w16cid="http://schemas.microsoft.com/office/word/2016/wordml/cid" xmlns:w16="http://schemas.microsoft.com/office/word/2018/wordml" xmlns:w16sdtdh="http://schemas.microsoft.com/office/word/2020/wordml/sdtdatahash" xmlns:w16sdtfl="http://schemas.microsoft.com/office/word/2024/wordml/sdtformatlock" xmlns:w16se="http://schemas.microsoft.com/office/word/2015/wordml/symex" xmlns:w16du="http://schemas.microsoft.com/office/word/2023/wordml/word16du" xmlns:wne="http://schemas.microsoft.com/office/word/2006/wordml" mc:Ignorable="w14 w15 w16se w16cid w16 w16cex w16sdtdh w16sdtfl w16du wp14">
+<w:document xmlns:wpc="http://schemas.microsoft.com/office/word/2010/wordprocessingCanvas" xmlns:cx="http://schemas.microsoft.com/office/drawing/2014/chartex" xmlns:cx1="http://schemas.microsoft.com/office/drawing/2015/9/8/chartex" xmlns:cx2="http://schemas.microsoft.com/office/drawing/2015/10/21/chartex" xmlns:cx3="http://schemas.microsoft.com/office/drawing/2016/5/9/chartex" xmlns:cx4="http://schemas.microsoft.com/office/drawing/2016/5/10/chartex" xmlns:cx5="http://schemas.microsoft.com/office/drawing/2016/5/11/chartex" xmlns:cx6="http://schemas.microsoft.com/office/drawing/2016/5/12/chartex" xmlns:cx7="http://schemas.microsoft.com/office/drawing/2016/5/13/chartex" xmlns:cx8="http://schemas.microsoft.com/office/drawing/2016/5/14/chartex" xmlns:mc="http://schemas.openxmlformats.org/markup-compatibility/2006" xmlns:aink="http://schemas.microsoft.com/office/drawing/2016/ink" xmlns:am3d="http://schemas.microsoft.com/office/drawing/2017/model3d" xmlns:o="urn:schemas-microsoft-com:office:office" xmlns:oel="http://schemas.microsoft.com/office/2019/extlst" xmlns:r="http://schemas.openxmlformats.org/officeDocument/2006/relationships" xmlns:m="http://schemas.openxmlformats.org/officeDocument/2006/math" xmlns:v="urn:schemas-microsoft-com:vml" xmlns:wp14="http://schemas.microsoft.com/office/word/2010/wordprocessingDrawing" xmlns:wp="http://schemas.openxmlformats.org/drawingml/2006/wordprocessingDrawing" xmlns:w10="urn:schemas-microsoft-com:office:word" xmlns:w="http://schemas.openxmlformats.org/wordprocessingml/2006/main" xmlns:w14="http://schemas.microsoft.com/office/word/2010/wordml" xmlns:w15="http://schemas.microsoft.com/office/word/2012/wordml" xmlns:w16cex="http://schemas.microsoft.com/office/word/2018/wordml/cex" xmlns:w16cid="http://schemas.microsoft.com/office/word/2016/wordml/cid" xmlns:w16="http://schemas.microsoft.com/office/word/2018/wordml" xmlns:w16sdtdh="http://schemas.microsoft.com/office/word/2020/wordml/sdtdatahash" xmlns:w16se="http://schemas.microsoft.com/office/word/2015/wordml/symex" xmlns:wpg="http://schemas.microsoft.com/office/word/2010/wordprocessingGroup" xmlns:wpi="http://schemas.microsoft.com/office/word/2010/wordprocessingInk" xmlns:wne="http://schemas.microsoft.com/office/word/2006/wordml" xmlns:wps="http://schemas.microsoft.com/office/word/2010/wordprocessingShape" mc:Ignorable="w14 w15 w16se w16cid w16 w16cex w16sdtdh wp14">
   <w:body>
     <w:p>
       <w:pPr>
@@ -74,6 +74,7 @@
               <w:bottom w:val="nil"/>
               <w:right w:val="nil"/>
             </w:tcBorders>
+            <w:shd w:val="clear" w:color="auto" w:fill="auto"/>
           </w:tcPr>
           <w:p>
             <w:r>
@@ -199,6 +200,7 @@
               <w:bottom w:val="single" w:sz="4" w:space="0" w:color="auto"/>
               <w:right w:val="single" w:sz="4" w:space="0" w:color="auto"/>
             </w:tcBorders>
+            <w:shd w:val="clear" w:color="auto" w:fill="auto"/>
             <w:vAlign w:val="center"/>
           </w:tcPr>
           <w:p>
@@ -219,6 +221,7 @@
               <w:bottom w:val="single" w:sz="4" w:space="0" w:color="auto"/>
               <w:right w:val="single" w:sz="4" w:space="0" w:color="auto"/>
             </w:tcBorders>
+            <w:shd w:val="clear" w:color="auto" w:fill="auto"/>
             <w:vAlign w:val="center"/>
           </w:tcPr>
           <w:p>
@@ -239,6 +242,7 @@
               <w:bottom w:val="single" w:sz="4" w:space="0" w:color="auto"/>
               <w:right w:val="single" w:sz="4" w:space="0" w:color="auto"/>
             </w:tcBorders>
+            <w:shd w:val="clear" w:color="auto" w:fill="auto"/>
             <w:vAlign w:val="center"/>
           </w:tcPr>
           <w:p>
@@ -259,6 +263,7 @@
               <w:bottom w:val="single" w:sz="4" w:space="0" w:color="auto"/>
               <w:right w:val="single" w:sz="4" w:space="0" w:color="auto"/>
             </w:tcBorders>
+            <w:shd w:val="clear" w:color="auto" w:fill="auto"/>
             <w:vAlign w:val="center"/>
           </w:tcPr>
           <w:p>
@@ -279,6 +284,7 @@
               <w:bottom w:val="single" w:sz="4" w:space="0" w:color="auto"/>
               <w:right w:val="single" w:sz="4" w:space="0" w:color="auto"/>
             </w:tcBorders>
+            <w:shd w:val="clear" w:color="auto" w:fill="auto"/>
             <w:vAlign w:val="center"/>
           </w:tcPr>
           <w:p>
@@ -299,6 +305,7 @@
               <w:bottom w:val="single" w:sz="4" w:space="0" w:color="auto"/>
               <w:right w:val="nil"/>
             </w:tcBorders>
+            <w:shd w:val="clear" w:color="auto" w:fill="auto"/>
             <w:vAlign w:val="center"/>
           </w:tcPr>
           <w:p>
@@ -321,6 +328,7 @@
               <w:bottom w:val="single" w:sz="4" w:space="0" w:color="auto"/>
               <w:right w:val="single" w:sz="4" w:space="0" w:color="auto"/>
             </w:tcBorders>
+            <w:shd w:val="clear" w:color="auto" w:fill="auto"/>
             <w:vAlign w:val="center"/>
           </w:tcPr>
           <w:p>
@@ -341,6 +349,7 @@
               <w:bottom w:val="single" w:sz="4" w:space="0" w:color="auto"/>
               <w:right w:val="single" w:sz="4" w:space="0" w:color="auto"/>
             </w:tcBorders>
+            <w:shd w:val="clear" w:color="auto" w:fill="auto"/>
             <w:vAlign w:val="center"/>
           </w:tcPr>
           <w:p>
@@ -361,6 +370,7 @@
               <w:bottom w:val="single" w:sz="4" w:space="0" w:color="auto"/>
               <w:right w:val="single" w:sz="4" w:space="0" w:color="auto"/>
             </w:tcBorders>
+            <w:shd w:val="clear" w:color="auto" w:fill="auto"/>
             <w:vAlign w:val="center"/>
           </w:tcPr>
           <w:p>
@@ -382,6 +392,7 @@
               <w:bottom w:val="single" w:sz="4" w:space="0" w:color="auto"/>
               <w:right w:val="nil"/>
             </w:tcBorders>
+            <w:shd w:val="clear" w:color="auto" w:fill="auto"/>
             <w:vAlign w:val="center"/>
           </w:tcPr>
           <w:p>
@@ -404,6 +415,7 @@
               <w:bottom w:val="single" w:sz="4" w:space="0" w:color="auto"/>
               <w:right w:val="single" w:sz="4" w:space="0" w:color="auto"/>
             </w:tcBorders>
+            <w:shd w:val="clear" w:color="auto" w:fill="auto"/>
             <w:vAlign w:val="center"/>
           </w:tcPr>
           <w:p>
@@ -425,6 +437,7 @@
               <w:bottom w:val="single" w:sz="4" w:space="0" w:color="auto"/>
               <w:right w:val="nil"/>
             </w:tcBorders>
+            <w:shd w:val="clear" w:color="auto" w:fill="auto"/>
             <w:vAlign w:val="center"/>
           </w:tcPr>
           <w:p>
@@ -444,6 +457,7 @@
               <w:bottom w:val="single" w:sz="4" w:space="0" w:color="auto"/>
               <w:right w:val="single" w:sz="4" w:space="0" w:color="auto"/>
             </w:tcBorders>
+            <w:shd w:val="clear" w:color="auto" w:fill="auto"/>
             <w:vAlign w:val="center"/>
           </w:tcPr>
           <w:p>
@@ -465,6 +479,7 @@
               <w:bottom w:val="single" w:sz="4" w:space="0" w:color="auto"/>
               <w:right w:val="nil"/>
             </w:tcBorders>
+            <w:shd w:val="clear" w:color="auto" w:fill="auto"/>
             <w:vAlign w:val="center"/>
           </w:tcPr>
           <w:p>
@@ -535,6 +550,7 @@
               <w:bottom w:val="single" w:sz="4" w:space="0" w:color="auto"/>
               <w:right w:val="single" w:sz="4" w:space="0" w:color="auto"/>
             </w:tcBorders>
+            <w:shd w:val="clear" w:color="auto" w:fill="auto"/>
           </w:tcPr>
           <w:p>
             <w:pPr>
@@ -551,6 +567,7 @@
               <w:bottom w:val="single" w:sz="4" w:space="0" w:color="auto"/>
               <w:right w:val="single" w:sz="4" w:space="0" w:color="auto"/>
             </w:tcBorders>
+            <w:shd w:val="clear" w:color="auto" w:fill="auto"/>
             <w:vAlign w:val="center"/>
           </w:tcPr>
           <w:p>
@@ -571,6 +588,7 @@
               <w:bottom w:val="single" w:sz="4" w:space="0" w:color="auto"/>
               <w:right w:val="nil"/>
             </w:tcBorders>
+            <w:shd w:val="clear" w:color="auto" w:fill="auto"/>
             <w:vAlign w:val="center"/>
           </w:tcPr>
           <w:p>
@@ -596,6 +614,7 @@
               <w:bottom w:val="single" w:sz="4" w:space="0" w:color="auto"/>
               <w:right w:val="single" w:sz="4" w:space="0" w:color="auto"/>
             </w:tcBorders>
+            <w:shd w:val="clear" w:color="auto" w:fill="auto"/>
             <w:vAlign w:val="center"/>
           </w:tcPr>
           <w:p>
@@ -619,6 +638,7 @@
               <w:bottom w:val="single" w:sz="4" w:space="0" w:color="auto"/>
               <w:right w:val="single" w:sz="4" w:space="0" w:color="auto"/>
             </w:tcBorders>
+            <w:shd w:val="clear" w:color="auto" w:fill="auto"/>
             <w:vAlign w:val="center"/>
           </w:tcPr>
           <w:p>
@@ -636,6 +656,7 @@
               <w:bottom w:val="single" w:sz="4" w:space="0" w:color="auto"/>
               <w:right w:val="nil"/>
             </w:tcBorders>
+            <w:shd w:val="clear" w:color="auto" w:fill="auto"/>
             <w:vAlign w:val="center"/>
           </w:tcPr>
           <w:p>
@@ -658,6 +679,7 @@
               <w:bottom w:val="single" w:sz="4" w:space="0" w:color="auto"/>
               <w:right w:val="single" w:sz="4" w:space="0" w:color="auto"/>
             </w:tcBorders>
+            <w:shd w:val="clear" w:color="auto" w:fill="auto"/>
             <w:vAlign w:val="center"/>
           </w:tcPr>
           <w:p>
@@ -681,6 +703,7 @@
               <w:bottom w:val="single" w:sz="4" w:space="0" w:color="auto"/>
               <w:right w:val="single" w:sz="4" w:space="0" w:color="auto"/>
             </w:tcBorders>
+            <w:shd w:val="clear" w:color="auto" w:fill="auto"/>
             <w:vAlign w:val="center"/>
           </w:tcPr>
           <w:p>
@@ -698,6 +721,7 @@
               <w:bottom w:val="single" w:sz="4" w:space="0" w:color="auto"/>
               <w:right w:val="nil"/>
             </w:tcBorders>
+            <w:shd w:val="clear" w:color="auto" w:fill="auto"/>
             <w:vAlign w:val="center"/>
           </w:tcPr>
           <w:p>
@@ -720,6 +744,7 @@
               <w:bottom w:val="single" w:sz="4" w:space="0" w:color="auto"/>
               <w:right w:val="single" w:sz="4" w:space="0" w:color="auto"/>
             </w:tcBorders>
+            <w:shd w:val="clear" w:color="auto" w:fill="auto"/>
             <w:vAlign w:val="center"/>
           </w:tcPr>
           <w:p>
@@ -743,6 +768,7 @@
               <w:bottom w:val="single" w:sz="4" w:space="0" w:color="auto"/>
               <w:right w:val="single" w:sz="4" w:space="0" w:color="auto"/>
             </w:tcBorders>
+            <w:shd w:val="clear" w:color="auto" w:fill="auto"/>
             <w:vAlign w:val="center"/>
           </w:tcPr>
           <w:p>
@@ -760,6 +786,7 @@
               <w:bottom w:val="single" w:sz="4" w:space="0" w:color="auto"/>
               <w:right w:val="nil"/>
             </w:tcBorders>
+            <w:shd w:val="clear" w:color="auto" w:fill="auto"/>
             <w:vAlign w:val="center"/>
           </w:tcPr>
           <w:p>
@@ -782,6 +809,7 @@
               <w:bottom w:val="single" w:sz="4" w:space="0" w:color="auto"/>
               <w:right w:val="single" w:sz="4" w:space="0" w:color="auto"/>
             </w:tcBorders>
+            <w:shd w:val="clear" w:color="auto" w:fill="auto"/>
             <w:vAlign w:val="center"/>
           </w:tcPr>
           <w:p>
@@ -805,6 +833,7 @@
               <w:bottom w:val="single" w:sz="4" w:space="0" w:color="auto"/>
               <w:right w:val="single" w:sz="4" w:space="0" w:color="auto"/>
             </w:tcBorders>
+            <w:shd w:val="clear" w:color="auto" w:fill="auto"/>
             <w:vAlign w:val="center"/>
           </w:tcPr>
           <w:p/>
@@ -818,6 +847,7 @@
               <w:bottom w:val="single" w:sz="4" w:space="0" w:color="auto"/>
               <w:right w:val="nil"/>
             </w:tcBorders>
+            <w:shd w:val="clear" w:color="auto" w:fill="auto"/>
             <w:vAlign w:val="center"/>
           </w:tcPr>
           <w:p/>
@@ -836,6 +866,7 @@
               <w:bottom w:val="single" w:sz="4" w:space="0" w:color="auto"/>
               <w:right w:val="single" w:sz="4" w:space="0" w:color="auto"/>
             </w:tcBorders>
+            <w:shd w:val="clear" w:color="auto" w:fill="auto"/>
             <w:vAlign w:val="center"/>
           </w:tcPr>
           <w:p>
@@ -859,6 +890,7 @@
               <w:bottom w:val="single" w:sz="4" w:space="0" w:color="auto"/>
               <w:right w:val="single" w:sz="4" w:space="0" w:color="auto"/>
             </w:tcBorders>
+            <w:shd w:val="clear" w:color="auto" w:fill="auto"/>
             <w:vAlign w:val="center"/>
           </w:tcPr>
           <w:p/>
@@ -872,6 +904,7 @@
               <w:bottom w:val="single" w:sz="4" w:space="0" w:color="auto"/>
               <w:right w:val="nil"/>
             </w:tcBorders>
+            <w:shd w:val="clear" w:color="auto" w:fill="auto"/>
             <w:vAlign w:val="center"/>
           </w:tcPr>
           <w:p/>
@@ -1040,6 +1073,7 @@
               <w:bottom w:val="single" w:sz="4" w:space="0" w:color="auto"/>
               <w:right w:val="single" w:sz="4" w:space="0" w:color="auto"/>
             </w:tcBorders>
+            <w:shd w:val="clear" w:color="auto" w:fill="auto"/>
             <w:vAlign w:val="center"/>
           </w:tcPr>
           <w:p>
@@ -1084,6 +1118,7 @@
               <w:bottom w:val="single" w:sz="4" w:space="0" w:color="auto"/>
               <w:right w:val="single" w:sz="4" w:space="0" w:color="auto"/>
             </w:tcBorders>
+            <w:shd w:val="clear" w:color="auto" w:fill="auto"/>
             <w:vAlign w:val="center"/>
           </w:tcPr>
           <w:p>
@@ -1105,6 +1140,7 @@
               <w:bottom w:val="single" w:sz="4" w:space="0" w:color="auto"/>
               <w:right w:val="single" w:sz="4" w:space="0" w:color="auto"/>
             </w:tcBorders>
+            <w:shd w:val="clear" w:color="auto" w:fill="auto"/>
             <w:vAlign w:val="center"/>
           </w:tcPr>
           <w:p>
@@ -1126,6 +1162,7 @@
               <w:bottom w:val="single" w:sz="4" w:space="0" w:color="auto"/>
               <w:right w:val="single" w:sz="4" w:space="0" w:color="auto"/>
             </w:tcBorders>
+            <w:shd w:val="clear" w:color="auto" w:fill="auto"/>
             <w:vAlign w:val="center"/>
           </w:tcPr>
           <w:p>
@@ -1147,6 +1184,7 @@
               <w:bottom w:val="single" w:sz="4" w:space="0" w:color="auto"/>
               <w:right w:val="single" w:sz="4" w:space="0" w:color="auto"/>
             </w:tcBorders>
+            <w:shd w:val="clear" w:color="auto" w:fill="auto"/>
             <w:vAlign w:val="center"/>
           </w:tcPr>
           <w:p>
@@ -1168,6 +1206,7 @@
               <w:bottom w:val="single" w:sz="4" w:space="0" w:color="auto"/>
               <w:right w:val="nil"/>
             </w:tcBorders>
+            <w:shd w:val="clear" w:color="auto" w:fill="auto"/>
             <w:vAlign w:val="center"/>
           </w:tcPr>
           <w:p>
@@ -1193,6 +1232,7 @@
               <w:left w:val="nil"/>
               <w:right w:val="single" w:sz="4" w:space="0" w:color="auto"/>
             </w:tcBorders>
+            <w:shd w:val="clear" w:color="auto" w:fill="auto"/>
           </w:tcPr>
           <w:p>
             <w:r>
@@ -1208,6 +1248,7 @@
               <w:left w:val="single" w:sz="4" w:space="0" w:color="auto"/>
               <w:right w:val="single" w:sz="4" w:space="0" w:color="auto"/>
             </w:tcBorders>
+            <w:shd w:val="clear" w:color="auto" w:fill="auto"/>
           </w:tcPr>
           <w:p>
             <w:r>
@@ -1223,8 +1264,11 @@
               <w:left w:val="single" w:sz="4" w:space="0" w:color="auto"/>
               <w:right w:val="single" w:sz="4" w:space="0" w:color="auto"/>
             </w:tcBorders>
-          </w:tcPr>
-          <w:p/>
+            <w:shd w:val="clear" w:color="auto" w:fill="auto"/>
+          </w:tcPr>
+          <w:p>
+            <w:r/>
+          </w:p>
         </w:tc>
         <w:tc>
           <w:tcPr>
@@ -1234,8 +1278,11 @@
               <w:left w:val="single" w:sz="4" w:space="0" w:color="auto"/>
               <w:right w:val="single" w:sz="4" w:space="0" w:color="auto"/>
             </w:tcBorders>
-          </w:tcPr>
-          <w:p/>
+            <w:shd w:val="clear" w:color="auto" w:fill="auto"/>
+          </w:tcPr>
+          <w:p>
+            <w:r/>
+          </w:p>
         </w:tc>
         <w:tc>
           <w:tcPr>
@@ -1245,8 +1292,11 @@
               <w:left w:val="single" w:sz="4" w:space="0" w:color="auto"/>
               <w:right w:val="single" w:sz="4" w:space="0" w:color="auto"/>
             </w:tcBorders>
-          </w:tcPr>
-          <w:p/>
+            <w:shd w:val="clear" w:color="auto" w:fill="auto"/>
+          </w:tcPr>
+          <w:p>
+            <w:r/>
+          </w:p>
         </w:tc>
         <w:tc>
           <w:tcPr>
@@ -1256,8 +1306,11 @@
               <w:left w:val="single" w:sz="4" w:space="0" w:color="auto"/>
               <w:right w:val="nil"/>
             </w:tcBorders>
-          </w:tcPr>
-          <w:p/>
+            <w:shd w:val="clear" w:color="auto" w:fill="auto"/>
+          </w:tcPr>
+          <w:p>
+            <w:r/>
+          </w:p>
         </w:tc>
       </w:tr>
       <w:tr>
@@ -1272,6 +1325,7 @@
               <w:left w:val="nil"/>
               <w:right w:val="single" w:sz="4" w:space="0" w:color="auto"/>
             </w:tcBorders>
+            <w:shd w:val="clear" w:color="auto" w:fill="auto"/>
           </w:tcPr>
           <w:p>
             <w:r>
@@ -1287,6 +1341,7 @@
               <w:left w:val="single" w:sz="4" w:space="0" w:color="auto"/>
               <w:right w:val="single" w:sz="4" w:space="0" w:color="auto"/>
             </w:tcBorders>
+            <w:shd w:val="clear" w:color="auto" w:fill="auto"/>
           </w:tcPr>
           <w:p>
             <w:r>
@@ -1302,8 +1357,11 @@
               <w:left w:val="single" w:sz="4" w:space="0" w:color="auto"/>
               <w:right w:val="single" w:sz="4" w:space="0" w:color="auto"/>
             </w:tcBorders>
-          </w:tcPr>
-          <w:p/>
+            <w:shd w:val="clear" w:color="auto" w:fill="auto"/>
+          </w:tcPr>
+          <w:p>
+            <w:r/>
+          </w:p>
         </w:tc>
         <w:tc>
           <w:tcPr>
@@ -1313,8 +1371,11 @@
               <w:left w:val="single" w:sz="4" w:space="0" w:color="auto"/>
               <w:right w:val="single" w:sz="4" w:space="0" w:color="auto"/>
             </w:tcBorders>
-          </w:tcPr>
-          <w:p/>
+            <w:shd w:val="clear" w:color="auto" w:fill="auto"/>
+          </w:tcPr>
+          <w:p>
+            <w:r/>
+          </w:p>
         </w:tc>
         <w:tc>
           <w:tcPr>
@@ -1324,8 +1385,11 @@
               <w:left w:val="single" w:sz="4" w:space="0" w:color="auto"/>
               <w:right w:val="single" w:sz="4" w:space="0" w:color="auto"/>
             </w:tcBorders>
-          </w:tcPr>
-          <w:p/>
+            <w:shd w:val="clear" w:color="auto" w:fill="auto"/>
+          </w:tcPr>
+          <w:p>
+            <w:r/>
+          </w:p>
         </w:tc>
         <w:tc>
           <w:tcPr>
@@ -1335,8 +1399,11 @@
               <w:left w:val="single" w:sz="4" w:space="0" w:color="auto"/>
               <w:right w:val="nil"/>
             </w:tcBorders>
-          </w:tcPr>
-          <w:p/>
+            <w:shd w:val="clear" w:color="auto" w:fill="auto"/>
+          </w:tcPr>
+          <w:p>
+            <w:r/>
+          </w:p>
         </w:tc>
       </w:tr>
       <w:tr>
@@ -1351,6 +1418,7 @@
               <w:left w:val="nil"/>
               <w:right w:val="single" w:sz="4" w:space="0" w:color="auto"/>
             </w:tcBorders>
+            <w:shd w:val="clear" w:color="auto" w:fill="auto"/>
           </w:tcPr>
           <w:p>
             <w:r>
@@ -1366,6 +1434,7 @@
               <w:left w:val="single" w:sz="4" w:space="0" w:color="auto"/>
               <w:right w:val="single" w:sz="4" w:space="0" w:color="auto"/>
             </w:tcBorders>
+            <w:shd w:val="clear" w:color="auto" w:fill="auto"/>
           </w:tcPr>
           <w:p>
             <w:r>
@@ -1381,8 +1450,11 @@
               <w:left w:val="single" w:sz="4" w:space="0" w:color="auto"/>
               <w:right w:val="single" w:sz="4" w:space="0" w:color="auto"/>
             </w:tcBorders>
-          </w:tcPr>
-          <w:p/>
+            <w:shd w:val="clear" w:color="auto" w:fill="auto"/>
+          </w:tcPr>
+          <w:p>
+            <w:r/>
+          </w:p>
         </w:tc>
         <w:tc>
           <w:tcPr>
@@ -1392,8 +1464,11 @@
               <w:left w:val="single" w:sz="4" w:space="0" w:color="auto"/>
               <w:right w:val="single" w:sz="4" w:space="0" w:color="auto"/>
             </w:tcBorders>
-          </w:tcPr>
-          <w:p/>
+            <w:shd w:val="clear" w:color="auto" w:fill="auto"/>
+          </w:tcPr>
+          <w:p>
+            <w:r/>
+          </w:p>
         </w:tc>
         <w:tc>
           <w:tcPr>
@@ -1403,8 +1478,11 @@
               <w:left w:val="single" w:sz="4" w:space="0" w:color="auto"/>
               <w:right w:val="single" w:sz="4" w:space="0" w:color="auto"/>
             </w:tcBorders>
-          </w:tcPr>
-          <w:p/>
+            <w:shd w:val="clear" w:color="auto" w:fill="auto"/>
+          </w:tcPr>
+          <w:p>
+            <w:r/>
+          </w:p>
         </w:tc>
         <w:tc>
           <w:tcPr>
@@ -1414,8 +1492,11 @@
               <w:left w:val="single" w:sz="4" w:space="0" w:color="auto"/>
               <w:right w:val="nil"/>
             </w:tcBorders>
-          </w:tcPr>
-          <w:p/>
+            <w:shd w:val="clear" w:color="auto" w:fill="auto"/>
+          </w:tcPr>
+          <w:p>
+            <w:r/>
+          </w:p>
         </w:tc>
       </w:tr>
       <w:tr>
@@ -1430,6 +1511,7 @@
               <w:left w:val="nil"/>
               <w:right w:val="single" w:sz="4" w:space="0" w:color="auto"/>
             </w:tcBorders>
+            <w:shd w:val="clear" w:color="auto" w:fill="auto"/>
           </w:tcPr>
           <w:p>
             <w:r>
@@ -1445,6 +1527,7 @@
               <w:left w:val="single" w:sz="4" w:space="0" w:color="auto"/>
               <w:right w:val="single" w:sz="4" w:space="0" w:color="auto"/>
             </w:tcBorders>
+            <w:shd w:val="clear" w:color="auto" w:fill="auto"/>
           </w:tcPr>
           <w:p>
             <w:r>
@@ -1460,8 +1543,11 @@
               <w:left w:val="single" w:sz="4" w:space="0" w:color="auto"/>
               <w:right w:val="single" w:sz="4" w:space="0" w:color="auto"/>
             </w:tcBorders>
-          </w:tcPr>
-          <w:p/>
+            <w:shd w:val="clear" w:color="auto" w:fill="auto"/>
+          </w:tcPr>
+          <w:p>
+            <w:r/>
+          </w:p>
         </w:tc>
         <w:tc>
           <w:tcPr>
@@ -1471,8 +1557,11 @@
               <w:left w:val="single" w:sz="4" w:space="0" w:color="auto"/>
               <w:right w:val="single" w:sz="4" w:space="0" w:color="auto"/>
             </w:tcBorders>
-          </w:tcPr>
-          <w:p/>
+            <w:shd w:val="clear" w:color="auto" w:fill="auto"/>
+          </w:tcPr>
+          <w:p>
+            <w:r/>
+          </w:p>
         </w:tc>
         <w:tc>
           <w:tcPr>
@@ -1482,8 +1571,11 @@
               <w:left w:val="single" w:sz="4" w:space="0" w:color="auto"/>
               <w:right w:val="single" w:sz="4" w:space="0" w:color="auto"/>
             </w:tcBorders>
-          </w:tcPr>
-          <w:p/>
+            <w:shd w:val="clear" w:color="auto" w:fill="auto"/>
+          </w:tcPr>
+          <w:p>
+            <w:r/>
+          </w:p>
         </w:tc>
         <w:tc>
           <w:tcPr>
@@ -1493,8 +1585,11 @@
               <w:left w:val="single" w:sz="4" w:space="0" w:color="auto"/>
               <w:right w:val="nil"/>
             </w:tcBorders>
-          </w:tcPr>
-          <w:p/>
+            <w:shd w:val="clear" w:color="auto" w:fill="auto"/>
+          </w:tcPr>
+          <w:p>
+            <w:r/>
+          </w:p>
         </w:tc>
       </w:tr>
       <w:tr>
@@ -1509,6 +1604,7 @@
               <w:left w:val="nil"/>
               <w:right w:val="single" w:sz="4" w:space="0" w:color="auto"/>
             </w:tcBorders>
+            <w:shd w:val="clear" w:color="auto" w:fill="auto"/>
           </w:tcPr>
           <w:p>
             <w:r>
@@ -1524,6 +1620,7 @@
               <w:left w:val="single" w:sz="4" w:space="0" w:color="auto"/>
               <w:right w:val="single" w:sz="4" w:space="0" w:color="auto"/>
             </w:tcBorders>
+            <w:shd w:val="clear" w:color="auto" w:fill="auto"/>
           </w:tcPr>
           <w:p>
             <w:r>
@@ -1539,8 +1636,11 @@
               <w:left w:val="single" w:sz="4" w:space="0" w:color="auto"/>
               <w:right w:val="single" w:sz="4" w:space="0" w:color="auto"/>
             </w:tcBorders>
-          </w:tcPr>
-          <w:p/>
+            <w:shd w:val="clear" w:color="auto" w:fill="auto"/>
+          </w:tcPr>
+          <w:p>
+            <w:r/>
+          </w:p>
         </w:tc>
         <w:tc>
           <w:tcPr>
@@ -1550,8 +1650,11 @@
               <w:left w:val="single" w:sz="4" w:space="0" w:color="auto"/>
               <w:right w:val="single" w:sz="4" w:space="0" w:color="auto"/>
             </w:tcBorders>
-          </w:tcPr>
-          <w:p/>
+            <w:shd w:val="clear" w:color="auto" w:fill="auto"/>
+          </w:tcPr>
+          <w:p>
+            <w:r/>
+          </w:p>
         </w:tc>
         <w:tc>
           <w:tcPr>
@@ -1561,8 +1664,11 @@
               <w:left w:val="single" w:sz="4" w:space="0" w:color="auto"/>
               <w:right w:val="single" w:sz="4" w:space="0" w:color="auto"/>
             </w:tcBorders>
-          </w:tcPr>
-          <w:p/>
+            <w:shd w:val="clear" w:color="auto" w:fill="auto"/>
+          </w:tcPr>
+          <w:p>
+            <w:r/>
+          </w:p>
         </w:tc>
         <w:tc>
           <w:tcPr>
@@ -1572,8 +1678,11 @@
               <w:left w:val="single" w:sz="4" w:space="0" w:color="auto"/>
               <w:right w:val="nil"/>
             </w:tcBorders>
-          </w:tcPr>
-          <w:p/>
+            <w:shd w:val="clear" w:color="auto" w:fill="auto"/>
+          </w:tcPr>
+          <w:p>
+            <w:r/>
+          </w:p>
         </w:tc>
       </w:tr>
       <w:tr>
@@ -1588,6 +1697,7 @@
               <w:left w:val="nil"/>
               <w:right w:val="single" w:sz="4" w:space="0" w:color="auto"/>
             </w:tcBorders>
+            <w:shd w:val="clear" w:color="auto" w:fill="auto"/>
           </w:tcPr>
           <w:p>
             <w:r>
@@ -1603,6 +1713,7 @@
               <w:left w:val="single" w:sz="4" w:space="0" w:color="auto"/>
               <w:right w:val="single" w:sz="4" w:space="0" w:color="auto"/>
             </w:tcBorders>
+            <w:shd w:val="clear" w:color="auto" w:fill="auto"/>
           </w:tcPr>
           <w:p>
             <w:r>
@@ -1618,6 +1729,7 @@
               <w:left w:val="single" w:sz="4" w:space="0" w:color="auto"/>
               <w:right w:val="single" w:sz="4" w:space="0" w:color="auto"/>
             </w:tcBorders>
+            <w:shd w:val="clear" w:color="auto" w:fill="auto"/>
           </w:tcPr>
           <w:p>
             <w:r>
@@ -1633,6 +1745,7 @@
               <w:left w:val="single" w:sz="4" w:space="0" w:color="auto"/>
               <w:right w:val="single" w:sz="4" w:space="0" w:color="auto"/>
             </w:tcBorders>
+            <w:shd w:val="clear" w:color="auto" w:fill="auto"/>
           </w:tcPr>
           <w:p>
             <w:r>
@@ -1648,8 +1761,11 @@
               <w:left w:val="single" w:sz="4" w:space="0" w:color="auto"/>
               <w:right w:val="single" w:sz="4" w:space="0" w:color="auto"/>
             </w:tcBorders>
-          </w:tcPr>
-          <w:p/>
+            <w:shd w:val="clear" w:color="auto" w:fill="auto"/>
+          </w:tcPr>
+          <w:p>
+            <w:r/>
+          </w:p>
         </w:tc>
         <w:tc>
           <w:tcPr>
@@ -1659,8 +1775,11 @@
               <w:left w:val="single" w:sz="4" w:space="0" w:color="auto"/>
               <w:right w:val="nil"/>
             </w:tcBorders>
-          </w:tcPr>
-          <w:p/>
+            <w:shd w:val="clear" w:color="auto" w:fill="auto"/>
+          </w:tcPr>
+          <w:p>
+            <w:r/>
+          </w:p>
         </w:tc>
       </w:tr>
     </w:tbl>
@@ -1822,6 +1941,7 @@
               <w:bottom w:val="single" w:sz="4" w:space="0" w:color="auto"/>
               <w:right w:val="single" w:sz="4" w:space="0" w:color="auto"/>
             </w:tcBorders>
+            <w:shd w:val="clear" w:color="auto" w:fill="auto"/>
             <w:vAlign w:val="center"/>
           </w:tcPr>
           <w:p>
@@ -1845,6 +1965,7 @@
               <w:bottom w:val="single" w:sz="4" w:space="0" w:color="auto"/>
               <w:right w:val="single" w:sz="4" w:space="0" w:color="auto"/>
             </w:tcBorders>
+            <w:shd w:val="clear" w:color="auto" w:fill="auto"/>
             <w:vAlign w:val="center"/>
           </w:tcPr>
           <w:p>
@@ -1883,6 +2004,7 @@
               <w:bottom w:val="single" w:sz="4" w:space="0" w:color="auto"/>
               <w:right w:val="single" w:sz="4" w:space="0" w:color="auto"/>
             </w:tcBorders>
+            <w:shd w:val="clear" w:color="auto" w:fill="auto"/>
             <w:vAlign w:val="center"/>
           </w:tcPr>
           <w:p>
@@ -1904,6 +2026,7 @@
               <w:bottom w:val="single" w:sz="4" w:space="0" w:color="auto"/>
               <w:right w:val="single" w:sz="4" w:space="0" w:color="auto"/>
             </w:tcBorders>
+            <w:shd w:val="clear" w:color="auto" w:fill="auto"/>
             <w:vAlign w:val="center"/>
           </w:tcPr>
           <w:p>
@@ -1925,6 +2048,7 @@
               <w:bottom w:val="single" w:sz="4" w:space="0" w:color="auto"/>
               <w:right w:val="single" w:sz="4" w:space="0" w:color="auto"/>
             </w:tcBorders>
+            <w:shd w:val="clear" w:color="auto" w:fill="auto"/>
             <w:vAlign w:val="center"/>
           </w:tcPr>
           <w:p>
@@ -1946,6 +2070,7 @@
               <w:bottom w:val="single" w:sz="4" w:space="0" w:color="auto"/>
               <w:right w:val="single" w:sz="4" w:space="0" w:color="auto"/>
             </w:tcBorders>
+            <w:shd w:val="clear" w:color="auto" w:fill="auto"/>
             <w:vAlign w:val="center"/>
           </w:tcPr>
           <w:p>
@@ -1967,6 +2092,7 @@
               <w:bottom w:val="single" w:sz="4" w:space="0" w:color="auto"/>
               <w:right w:val="nil"/>
             </w:tcBorders>
+            <w:shd w:val="clear" w:color="auto" w:fill="auto"/>
             <w:vAlign w:val="center"/>
           </w:tcPr>
           <w:p>
@@ -1992,6 +2118,7 @@
               <w:left w:val="nil"/>
               <w:right w:val="single" w:sz="4" w:space="0" w:color="auto"/>
             </w:tcBorders>
+            <w:shd w:val="clear" w:color="auto" w:fill="auto"/>
           </w:tcPr>
           <w:p>
             <w:r>
@@ -2007,6 +2134,7 @@
               <w:left w:val="single" w:sz="4" w:space="0" w:color="auto"/>
               <w:right w:val="single" w:sz="4" w:space="0" w:color="auto"/>
             </w:tcBorders>
+            <w:shd w:val="clear" w:color="auto" w:fill="auto"/>
           </w:tcPr>
           <w:p>
             <w:r>
@@ -2022,6 +2150,7 @@
               <w:left w:val="single" w:sz="4" w:space="0" w:color="auto"/>
               <w:right w:val="single" w:sz="4" w:space="0" w:color="auto"/>
             </w:tcBorders>
+            <w:shd w:val="clear" w:color="auto" w:fill="auto"/>
           </w:tcPr>
           <w:p>
             <w:r>
@@ -2037,8 +2166,11 @@
               <w:left w:val="single" w:sz="4" w:space="0" w:color="auto"/>
               <w:right w:val="single" w:sz="4" w:space="0" w:color="auto"/>
             </w:tcBorders>
-          </w:tcPr>
-          <w:p/>
+            <w:shd w:val="clear" w:color="auto" w:fill="auto"/>
+          </w:tcPr>
+          <w:p>
+            <w:r/>
+          </w:p>
         </w:tc>
         <w:tc>
           <w:tcPr>
@@ -2048,8 +2180,11 @@
               <w:left w:val="single" w:sz="4" w:space="0" w:color="auto"/>
               <w:right w:val="single" w:sz="4" w:space="0" w:color="auto"/>
             </w:tcBorders>
-          </w:tcPr>
-          <w:p/>
+            <w:shd w:val="clear" w:color="auto" w:fill="auto"/>
+          </w:tcPr>
+          <w:p>
+            <w:r/>
+          </w:p>
         </w:tc>
         <w:tc>
           <w:tcPr>
@@ -2059,8 +2194,11 @@
               <w:left w:val="single" w:sz="4" w:space="0" w:color="auto"/>
               <w:right w:val="single" w:sz="4" w:space="0" w:color="auto"/>
             </w:tcBorders>
-          </w:tcPr>
-          <w:p/>
+            <w:shd w:val="clear" w:color="auto" w:fill="auto"/>
+          </w:tcPr>
+          <w:p>
+            <w:r/>
+          </w:p>
         </w:tc>
         <w:tc>
           <w:tcPr>
@@ -2070,8 +2208,11 @@
               <w:left w:val="single" w:sz="4" w:space="0" w:color="auto"/>
               <w:right w:val="nil"/>
             </w:tcBorders>
-          </w:tcPr>
-          <w:p/>
+            <w:shd w:val="clear" w:color="auto" w:fill="auto"/>
+          </w:tcPr>
+          <w:p>
+            <w:r/>
+          </w:p>
         </w:tc>
       </w:tr>
       <w:tr>
@@ -2086,8 +2227,11 @@
               <w:left w:val="nil"/>
               <w:right w:val="single" w:sz="4" w:space="0" w:color="auto"/>
             </w:tcBorders>
-          </w:tcPr>
-          <w:p/>
+            <w:shd w:val="clear" w:color="auto" w:fill="auto"/>
+          </w:tcPr>
+          <w:p>
+            <w:r/>
+          </w:p>
         </w:tc>
         <w:tc>
           <w:tcPr>
@@ -2097,6 +2241,7 @@
               <w:left w:val="single" w:sz="4" w:space="0" w:color="auto"/>
               <w:right w:val="single" w:sz="4" w:space="0" w:color="auto"/>
             </w:tcBorders>
+            <w:shd w:val="clear" w:color="auto" w:fill="auto"/>
           </w:tcPr>
           <w:p>
             <w:r>
@@ -2112,6 +2257,7 @@
               <w:left w:val="single" w:sz="4" w:space="0" w:color="auto"/>
               <w:right w:val="single" w:sz="4" w:space="0" w:color="auto"/>
             </w:tcBorders>
+            <w:shd w:val="clear" w:color="auto" w:fill="auto"/>
           </w:tcPr>
           <w:p>
             <w:r>
@@ -2127,8 +2273,11 @@
               <w:left w:val="single" w:sz="4" w:space="0" w:color="auto"/>
               <w:right w:val="single" w:sz="4" w:space="0" w:color="auto"/>
             </w:tcBorders>
-          </w:tcPr>
-          <w:p/>
+            <w:shd w:val="clear" w:color="auto" w:fill="auto"/>
+          </w:tcPr>
+          <w:p>
+            <w:r/>
+          </w:p>
         </w:tc>
         <w:tc>
           <w:tcPr>
@@ -2138,8 +2287,11 @@
               <w:left w:val="single" w:sz="4" w:space="0" w:color="auto"/>
               <w:right w:val="single" w:sz="4" w:space="0" w:color="auto"/>
             </w:tcBorders>
-          </w:tcPr>
-          <w:p/>
+            <w:shd w:val="clear" w:color="auto" w:fill="auto"/>
+          </w:tcPr>
+          <w:p>
+            <w:r/>
+          </w:p>
         </w:tc>
         <w:tc>
           <w:tcPr>
@@ -2149,8 +2301,11 @@
               <w:left w:val="single" w:sz="4" w:space="0" w:color="auto"/>
               <w:right w:val="single" w:sz="4" w:space="0" w:color="auto"/>
             </w:tcBorders>
-          </w:tcPr>
-          <w:p/>
+            <w:shd w:val="clear" w:color="auto" w:fill="auto"/>
+          </w:tcPr>
+          <w:p>
+            <w:r/>
+          </w:p>
         </w:tc>
         <w:tc>
           <w:tcPr>
@@ -2160,8 +2315,11 @@
               <w:left w:val="single" w:sz="4" w:space="0" w:color="auto"/>
               <w:right w:val="nil"/>
             </w:tcBorders>
-          </w:tcPr>
-          <w:p/>
+            <w:shd w:val="clear" w:color="auto" w:fill="auto"/>
+          </w:tcPr>
+          <w:p>
+            <w:r/>
+          </w:p>
         </w:tc>
       </w:tr>
       <w:tr>
@@ -2176,8 +2334,11 @@
               <w:left w:val="nil"/>
               <w:right w:val="single" w:sz="4" w:space="0" w:color="auto"/>
             </w:tcBorders>
-          </w:tcPr>
-          <w:p/>
+            <w:shd w:val="clear" w:color="auto" w:fill="auto"/>
+          </w:tcPr>
+          <w:p>
+            <w:r/>
+          </w:p>
         </w:tc>
         <w:tc>
           <w:tcPr>
@@ -2187,6 +2348,7 @@
               <w:left w:val="single" w:sz="4" w:space="0" w:color="auto"/>
               <w:right w:val="single" w:sz="4" w:space="0" w:color="auto"/>
             </w:tcBorders>
+            <w:shd w:val="clear" w:color="auto" w:fill="auto"/>
           </w:tcPr>
           <w:p>
             <w:r>
@@ -2202,6 +2364,7 @@
               <w:left w:val="single" w:sz="4" w:space="0" w:color="auto"/>
               <w:right w:val="single" w:sz="4" w:space="0" w:color="auto"/>
             </w:tcBorders>
+            <w:shd w:val="clear" w:color="auto" w:fill="auto"/>
           </w:tcPr>
           <w:p>
             <w:r>
@@ -2217,8 +2380,11 @@
               <w:left w:val="single" w:sz="4" w:space="0" w:color="auto"/>
               <w:right w:val="single" w:sz="4" w:space="0" w:color="auto"/>
             </w:tcBorders>
-          </w:tcPr>
-          <w:p/>
+            <w:shd w:val="clear" w:color="auto" w:fill="auto"/>
+          </w:tcPr>
+          <w:p>
+            <w:r/>
+          </w:p>
         </w:tc>
         <w:tc>
           <w:tcPr>
@@ -2228,8 +2394,11 @@
               <w:left w:val="single" w:sz="4" w:space="0" w:color="auto"/>
               <w:right w:val="single" w:sz="4" w:space="0" w:color="auto"/>
             </w:tcBorders>
-          </w:tcPr>
-          <w:p/>
+            <w:shd w:val="clear" w:color="auto" w:fill="auto"/>
+          </w:tcPr>
+          <w:p>
+            <w:r/>
+          </w:p>
         </w:tc>
         <w:tc>
           <w:tcPr>
@@ -2239,8 +2408,11 @@
               <w:left w:val="single" w:sz="4" w:space="0" w:color="auto"/>
               <w:right w:val="single" w:sz="4" w:space="0" w:color="auto"/>
             </w:tcBorders>
-          </w:tcPr>
-          <w:p/>
+            <w:shd w:val="clear" w:color="auto" w:fill="auto"/>
+          </w:tcPr>
+          <w:p>
+            <w:r/>
+          </w:p>
         </w:tc>
         <w:tc>
           <w:tcPr>
@@ -2250,8 +2422,11 @@
               <w:left w:val="single" w:sz="4" w:space="0" w:color="auto"/>
               <w:right w:val="nil"/>
             </w:tcBorders>
-          </w:tcPr>
-          <w:p/>
+            <w:shd w:val="clear" w:color="auto" w:fill="auto"/>
+          </w:tcPr>
+          <w:p>
+            <w:r/>
+          </w:p>
         </w:tc>
       </w:tr>
       <w:tr>
@@ -2266,8 +2441,11 @@
               <w:left w:val="nil"/>
               <w:right w:val="single" w:sz="4" w:space="0" w:color="auto"/>
             </w:tcBorders>
-          </w:tcPr>
-          <w:p/>
+            <w:shd w:val="clear" w:color="auto" w:fill="auto"/>
+          </w:tcPr>
+          <w:p>
+            <w:r/>
+          </w:p>
         </w:tc>
         <w:tc>
           <w:tcPr>
@@ -2277,6 +2455,7 @@
               <w:left w:val="single" w:sz="4" w:space="0" w:color="auto"/>
               <w:right w:val="single" w:sz="4" w:space="0" w:color="auto"/>
             </w:tcBorders>
+            <w:shd w:val="clear" w:color="auto" w:fill="auto"/>
           </w:tcPr>
           <w:p>
             <w:r>
@@ -2292,6 +2471,7 @@
               <w:left w:val="single" w:sz="4" w:space="0" w:color="auto"/>
               <w:right w:val="single" w:sz="4" w:space="0" w:color="auto"/>
             </w:tcBorders>
+            <w:shd w:val="clear" w:color="auto" w:fill="auto"/>
           </w:tcPr>
           <w:p>
             <w:r>
@@ -2307,8 +2487,11 @@
               <w:left w:val="single" w:sz="4" w:space="0" w:color="auto"/>
               <w:right w:val="single" w:sz="4" w:space="0" w:color="auto"/>
             </w:tcBorders>
-          </w:tcPr>
-          <w:p/>
+            <w:shd w:val="clear" w:color="auto" w:fill="auto"/>
+          </w:tcPr>
+          <w:p>
+            <w:r/>
+          </w:p>
         </w:tc>
         <w:tc>
           <w:tcPr>
@@ -2318,8 +2501,11 @@
               <w:left w:val="single" w:sz="4" w:space="0" w:color="auto"/>
               <w:right w:val="single" w:sz="4" w:space="0" w:color="auto"/>
             </w:tcBorders>
-          </w:tcPr>
-          <w:p/>
+            <w:shd w:val="clear" w:color="auto" w:fill="auto"/>
+          </w:tcPr>
+          <w:p>
+            <w:r/>
+          </w:p>
         </w:tc>
         <w:tc>
           <w:tcPr>
@@ -2329,8 +2515,11 @@
               <w:left w:val="single" w:sz="4" w:space="0" w:color="auto"/>
               <w:right w:val="single" w:sz="4" w:space="0" w:color="auto"/>
             </w:tcBorders>
-          </w:tcPr>
-          <w:p/>
+            <w:shd w:val="clear" w:color="auto" w:fill="auto"/>
+          </w:tcPr>
+          <w:p>
+            <w:r/>
+          </w:p>
         </w:tc>
         <w:tc>
           <w:tcPr>
@@ -2340,8 +2529,11 @@
               <w:left w:val="single" w:sz="4" w:space="0" w:color="auto"/>
               <w:right w:val="nil"/>
             </w:tcBorders>
-          </w:tcPr>
-          <w:p/>
+            <w:shd w:val="clear" w:color="auto" w:fill="auto"/>
+          </w:tcPr>
+          <w:p>
+            <w:r/>
+          </w:p>
         </w:tc>
       </w:tr>
       <w:tr>
@@ -2356,6 +2548,7 @@
               <w:left w:val="nil"/>
               <w:right w:val="single" w:sz="4" w:space="0" w:color="auto"/>
             </w:tcBorders>
+            <w:shd w:val="clear" w:color="auto" w:fill="auto"/>
           </w:tcPr>
           <w:p>
             <w:r>
@@ -2371,6 +2564,7 @@
               <w:left w:val="single" w:sz="4" w:space="0" w:color="auto"/>
               <w:right w:val="single" w:sz="4" w:space="0" w:color="auto"/>
             </w:tcBorders>
+            <w:shd w:val="clear" w:color="auto" w:fill="auto"/>
           </w:tcPr>
           <w:p>
             <w:r>
@@ -2386,6 +2580,7 @@
               <w:left w:val="single" w:sz="4" w:space="0" w:color="auto"/>
               <w:right w:val="single" w:sz="4" w:space="0" w:color="auto"/>
             </w:tcBorders>
+            <w:shd w:val="clear" w:color="auto" w:fill="auto"/>
           </w:tcPr>
           <w:p>
             <w:r>
@@ -2401,8 +2596,11 @@
               <w:left w:val="single" w:sz="4" w:space="0" w:color="auto"/>
               <w:right w:val="single" w:sz="4" w:space="0" w:color="auto"/>
             </w:tcBorders>
-          </w:tcPr>
-          <w:p/>
+            <w:shd w:val="clear" w:color="auto" w:fill="auto"/>
+          </w:tcPr>
+          <w:p>
+            <w:r/>
+          </w:p>
         </w:tc>
         <w:tc>
           <w:tcPr>
@@ -2412,8 +2610,11 @@
               <w:left w:val="single" w:sz="4" w:space="0" w:color="auto"/>
               <w:right w:val="single" w:sz="4" w:space="0" w:color="auto"/>
             </w:tcBorders>
-          </w:tcPr>
-          <w:p/>
+            <w:shd w:val="clear" w:color="auto" w:fill="auto"/>
+          </w:tcPr>
+          <w:p>
+            <w:r/>
+          </w:p>
         </w:tc>
         <w:tc>
           <w:tcPr>
@@ -2423,8 +2624,11 @@
               <w:left w:val="single" w:sz="4" w:space="0" w:color="auto"/>
               <w:right w:val="single" w:sz="4" w:space="0" w:color="auto"/>
             </w:tcBorders>
-          </w:tcPr>
-          <w:p/>
+            <w:shd w:val="clear" w:color="auto" w:fill="auto"/>
+          </w:tcPr>
+          <w:p>
+            <w:r/>
+          </w:p>
         </w:tc>
         <w:tc>
           <w:tcPr>
@@ -2434,8 +2638,11 @@
               <w:left w:val="single" w:sz="4" w:space="0" w:color="auto"/>
               <w:right w:val="nil"/>
             </w:tcBorders>
-          </w:tcPr>
-          <w:p/>
+            <w:shd w:val="clear" w:color="auto" w:fill="auto"/>
+          </w:tcPr>
+          <w:p>
+            <w:r/>
+          </w:p>
         </w:tc>
       </w:tr>
       <w:tr>
@@ -2450,8 +2657,11 @@
               <w:left w:val="nil"/>
               <w:right w:val="single" w:sz="4" w:space="0" w:color="auto"/>
             </w:tcBorders>
-          </w:tcPr>
-          <w:p/>
+            <w:shd w:val="clear" w:color="auto" w:fill="auto"/>
+          </w:tcPr>
+          <w:p>
+            <w:r/>
+          </w:p>
         </w:tc>
         <w:tc>
           <w:tcPr>
@@ -2461,6 +2671,7 @@
               <w:left w:val="single" w:sz="4" w:space="0" w:color="auto"/>
               <w:right w:val="single" w:sz="4" w:space="0" w:color="auto"/>
             </w:tcBorders>
+            <w:shd w:val="clear" w:color="auto" w:fill="auto"/>
           </w:tcPr>
           <w:p>
             <w:r>
@@ -2476,6 +2687,7 @@
               <w:left w:val="single" w:sz="4" w:space="0" w:color="auto"/>
               <w:right w:val="single" w:sz="4" w:space="0" w:color="auto"/>
             </w:tcBorders>
+            <w:shd w:val="clear" w:color="auto" w:fill="auto"/>
           </w:tcPr>
           <w:p>
             <w:r>
@@ -2491,8 +2703,11 @@
               <w:left w:val="single" w:sz="4" w:space="0" w:color="auto"/>
               <w:right w:val="single" w:sz="4" w:space="0" w:color="auto"/>
             </w:tcBorders>
-          </w:tcPr>
-          <w:p/>
+            <w:shd w:val="clear" w:color="auto" w:fill="auto"/>
+          </w:tcPr>
+          <w:p>
+            <w:r/>
+          </w:p>
         </w:tc>
         <w:tc>
           <w:tcPr>
@@ -2502,8 +2717,11 @@
               <w:left w:val="single" w:sz="4" w:space="0" w:color="auto"/>
               <w:right w:val="single" w:sz="4" w:space="0" w:color="auto"/>
             </w:tcBorders>
-          </w:tcPr>
-          <w:p/>
+            <w:shd w:val="clear" w:color="auto" w:fill="auto"/>
+          </w:tcPr>
+          <w:p>
+            <w:r/>
+          </w:p>
         </w:tc>
         <w:tc>
           <w:tcPr>
@@ -2513,8 +2731,11 @@
               <w:left w:val="single" w:sz="4" w:space="0" w:color="auto"/>
               <w:right w:val="single" w:sz="4" w:space="0" w:color="auto"/>
             </w:tcBorders>
-          </w:tcPr>
-          <w:p/>
+            <w:shd w:val="clear" w:color="auto" w:fill="auto"/>
+          </w:tcPr>
+          <w:p>
+            <w:r/>
+          </w:p>
         </w:tc>
         <w:tc>
           <w:tcPr>
@@ -2524,8 +2745,11 @@
               <w:left w:val="single" w:sz="4" w:space="0" w:color="auto"/>
               <w:right w:val="nil"/>
             </w:tcBorders>
-          </w:tcPr>
-          <w:p/>
+            <w:shd w:val="clear" w:color="auto" w:fill="auto"/>
+          </w:tcPr>
+          <w:p>
+            <w:r/>
+          </w:p>
         </w:tc>
       </w:tr>
       <w:tr>
@@ -2540,8 +2764,11 @@
               <w:left w:val="nil"/>
               <w:right w:val="single" w:sz="4" w:space="0" w:color="auto"/>
             </w:tcBorders>
-          </w:tcPr>
-          <w:p/>
+            <w:shd w:val="clear" w:color="auto" w:fill="auto"/>
+          </w:tcPr>
+          <w:p>
+            <w:r/>
+          </w:p>
         </w:tc>
         <w:tc>
           <w:tcPr>
@@ -2551,6 +2778,7 @@
               <w:left w:val="single" w:sz="4" w:space="0" w:color="auto"/>
               <w:right w:val="single" w:sz="4" w:space="0" w:color="auto"/>
             </w:tcBorders>
+            <w:shd w:val="clear" w:color="auto" w:fill="auto"/>
           </w:tcPr>
           <w:p>
             <w:r>
@@ -2566,6 +2794,7 @@
               <w:left w:val="single" w:sz="4" w:space="0" w:color="auto"/>
               <w:right w:val="single" w:sz="4" w:space="0" w:color="auto"/>
             </w:tcBorders>
+            <w:shd w:val="clear" w:color="auto" w:fill="auto"/>
           </w:tcPr>
           <w:p>
             <w:r>
@@ -2581,8 +2810,11 @@
               <w:left w:val="single" w:sz="4" w:space="0" w:color="auto"/>
               <w:right w:val="single" w:sz="4" w:space="0" w:color="auto"/>
             </w:tcBorders>
-          </w:tcPr>
-          <w:p/>
+            <w:shd w:val="clear" w:color="auto" w:fill="auto"/>
+          </w:tcPr>
+          <w:p>
+            <w:r/>
+          </w:p>
         </w:tc>
         <w:tc>
           <w:tcPr>
@@ -2592,8 +2824,11 @@
               <w:left w:val="single" w:sz="4" w:space="0" w:color="auto"/>
               <w:right w:val="single" w:sz="4" w:space="0" w:color="auto"/>
             </w:tcBorders>
-          </w:tcPr>
-          <w:p/>
+            <w:shd w:val="clear" w:color="auto" w:fill="auto"/>
+          </w:tcPr>
+          <w:p>
+            <w:r/>
+          </w:p>
         </w:tc>
         <w:tc>
           <w:tcPr>
@@ -2603,8 +2838,11 @@
               <w:left w:val="single" w:sz="4" w:space="0" w:color="auto"/>
               <w:right w:val="single" w:sz="4" w:space="0" w:color="auto"/>
             </w:tcBorders>
-          </w:tcPr>
-          <w:p/>
+            <w:shd w:val="clear" w:color="auto" w:fill="auto"/>
+          </w:tcPr>
+          <w:p>
+            <w:r/>
+          </w:p>
         </w:tc>
         <w:tc>
           <w:tcPr>
@@ -2614,8 +2852,11 @@
               <w:left w:val="single" w:sz="4" w:space="0" w:color="auto"/>
               <w:right w:val="nil"/>
             </w:tcBorders>
-          </w:tcPr>
-          <w:p/>
+            <w:shd w:val="clear" w:color="auto" w:fill="auto"/>
+          </w:tcPr>
+          <w:p>
+            <w:r/>
+          </w:p>
         </w:tc>
       </w:tr>
       <w:tr>
@@ -2630,8 +2871,11 @@
               <w:left w:val="nil"/>
               <w:right w:val="single" w:sz="4" w:space="0" w:color="auto"/>
             </w:tcBorders>
-          </w:tcPr>
-          <w:p/>
+            <w:shd w:val="clear" w:color="auto" w:fill="auto"/>
+          </w:tcPr>
+          <w:p>
+            <w:r/>
+          </w:p>
         </w:tc>
         <w:tc>
           <w:tcPr>
@@ -2641,6 +2885,7 @@
               <w:left w:val="single" w:sz="4" w:space="0" w:color="auto"/>
               <w:right w:val="single" w:sz="4" w:space="0" w:color="auto"/>
             </w:tcBorders>
+            <w:shd w:val="clear" w:color="auto" w:fill="auto"/>
           </w:tcPr>
           <w:p>
             <w:r>
@@ -2656,10 +2901,11 @@
               <w:left w:val="single" w:sz="4" w:space="0" w:color="auto"/>
               <w:right w:val="single" w:sz="4" w:space="0" w:color="auto"/>
             </w:tcBorders>
-          </w:tcPr>
-          <w:p>
-            <w:r>
-              <w:t>A13, B2</w:t>
+            <w:shd w:val="clear" w:color="auto" w:fill="auto"/>
+          </w:tcPr>
+          <w:p>
+            <w:r>
+              <w:t>A12, B2</w:t>
             </w:r>
           </w:p>
         </w:tc>
@@ -2671,8 +2917,11 @@
               <w:left w:val="single" w:sz="4" w:space="0" w:color="auto"/>
               <w:right w:val="single" w:sz="4" w:space="0" w:color="auto"/>
             </w:tcBorders>
-          </w:tcPr>
-          <w:p/>
+            <w:shd w:val="clear" w:color="auto" w:fill="auto"/>
+          </w:tcPr>
+          <w:p>
+            <w:r/>
+          </w:p>
         </w:tc>
         <w:tc>
           <w:tcPr>
@@ -2682,8 +2931,11 @@
               <w:left w:val="single" w:sz="4" w:space="0" w:color="auto"/>
               <w:right w:val="single" w:sz="4" w:space="0" w:color="auto"/>
             </w:tcBorders>
-          </w:tcPr>
-          <w:p/>
+            <w:shd w:val="clear" w:color="auto" w:fill="auto"/>
+          </w:tcPr>
+          <w:p>
+            <w:r/>
+          </w:p>
         </w:tc>
         <w:tc>
           <w:tcPr>
@@ -2693,8 +2945,11 @@
               <w:left w:val="single" w:sz="4" w:space="0" w:color="auto"/>
               <w:right w:val="single" w:sz="4" w:space="0" w:color="auto"/>
             </w:tcBorders>
-          </w:tcPr>
-          <w:p/>
+            <w:shd w:val="clear" w:color="auto" w:fill="auto"/>
+          </w:tcPr>
+          <w:p>
+            <w:r/>
+          </w:p>
         </w:tc>
         <w:tc>
           <w:tcPr>
@@ -2704,8 +2959,11 @@
               <w:left w:val="single" w:sz="4" w:space="0" w:color="auto"/>
               <w:right w:val="nil"/>
             </w:tcBorders>
-          </w:tcPr>
-          <w:p/>
+            <w:shd w:val="clear" w:color="auto" w:fill="auto"/>
+          </w:tcPr>
+          <w:p>
+            <w:r/>
+          </w:p>
         </w:tc>
       </w:tr>
       <w:tr>
@@ -2720,6 +2978,7 @@
               <w:left w:val="nil"/>
               <w:right w:val="single" w:sz="4" w:space="0" w:color="auto"/>
             </w:tcBorders>
+            <w:shd w:val="clear" w:color="auto" w:fill="auto"/>
           </w:tcPr>
           <w:p>
             <w:r>
@@ -2735,6 +2994,7 @@
               <w:left w:val="single" w:sz="4" w:space="0" w:color="auto"/>
               <w:right w:val="single" w:sz="4" w:space="0" w:color="auto"/>
             </w:tcBorders>
+            <w:shd w:val="clear" w:color="auto" w:fill="auto"/>
           </w:tcPr>
           <w:p>
             <w:r>
@@ -2750,6 +3010,7 @@
               <w:left w:val="single" w:sz="4" w:space="0" w:color="auto"/>
               <w:right w:val="single" w:sz="4" w:space="0" w:color="auto"/>
             </w:tcBorders>
+            <w:shd w:val="clear" w:color="auto" w:fill="auto"/>
           </w:tcPr>
           <w:p>
             <w:r>
@@ -2765,8 +3026,11 @@
               <w:left w:val="single" w:sz="4" w:space="0" w:color="auto"/>
               <w:right w:val="single" w:sz="4" w:space="0" w:color="auto"/>
             </w:tcBorders>
-          </w:tcPr>
-          <w:p/>
+            <w:shd w:val="clear" w:color="auto" w:fill="auto"/>
+          </w:tcPr>
+          <w:p>
+            <w:r/>
+          </w:p>
         </w:tc>
         <w:tc>
           <w:tcPr>
@@ -2776,8 +3040,11 @@
               <w:left w:val="single" w:sz="4" w:space="0" w:color="auto"/>
               <w:right w:val="single" w:sz="4" w:space="0" w:color="auto"/>
             </w:tcBorders>
-          </w:tcPr>
-          <w:p/>
+            <w:shd w:val="clear" w:color="auto" w:fill="auto"/>
+          </w:tcPr>
+          <w:p>
+            <w:r/>
+          </w:p>
         </w:tc>
         <w:tc>
           <w:tcPr>
@@ -2787,8 +3054,11 @@
               <w:left w:val="single" w:sz="4" w:space="0" w:color="auto"/>
               <w:right w:val="single" w:sz="4" w:space="0" w:color="auto"/>
             </w:tcBorders>
-          </w:tcPr>
-          <w:p/>
+            <w:shd w:val="clear" w:color="auto" w:fill="auto"/>
+          </w:tcPr>
+          <w:p>
+            <w:r/>
+          </w:p>
         </w:tc>
         <w:tc>
           <w:tcPr>
@@ -2798,8 +3068,11 @@
               <w:left w:val="single" w:sz="4" w:space="0" w:color="auto"/>
               <w:right w:val="nil"/>
             </w:tcBorders>
-          </w:tcPr>
-          <w:p/>
+            <w:shd w:val="clear" w:color="auto" w:fill="auto"/>
+          </w:tcPr>
+          <w:p>
+            <w:r/>
+          </w:p>
         </w:tc>
       </w:tr>
       <w:tr>
@@ -2814,8 +3087,11 @@
               <w:left w:val="nil"/>
               <w:right w:val="single" w:sz="4" w:space="0" w:color="auto"/>
             </w:tcBorders>
-          </w:tcPr>
-          <w:p/>
+            <w:shd w:val="clear" w:color="auto" w:fill="auto"/>
+          </w:tcPr>
+          <w:p>
+            <w:r/>
+          </w:p>
         </w:tc>
         <w:tc>
           <w:tcPr>
@@ -2825,6 +3101,7 @@
               <w:left w:val="single" w:sz="4" w:space="0" w:color="auto"/>
               <w:right w:val="single" w:sz="4" w:space="0" w:color="auto"/>
             </w:tcBorders>
+            <w:shd w:val="clear" w:color="auto" w:fill="auto"/>
           </w:tcPr>
           <w:p>
             <w:r>
@@ -2840,6 +3117,7 @@
               <w:left w:val="single" w:sz="4" w:space="0" w:color="auto"/>
               <w:right w:val="single" w:sz="4" w:space="0" w:color="auto"/>
             </w:tcBorders>
+            <w:shd w:val="clear" w:color="auto" w:fill="auto"/>
           </w:tcPr>
           <w:p>
             <w:r>
@@ -2855,8 +3133,11 @@
               <w:left w:val="single" w:sz="4" w:space="0" w:color="auto"/>
               <w:right w:val="single" w:sz="4" w:space="0" w:color="auto"/>
             </w:tcBorders>
-          </w:tcPr>
-          <w:p/>
+            <w:shd w:val="clear" w:color="auto" w:fill="auto"/>
+          </w:tcPr>
+          <w:p>
+            <w:r/>
+          </w:p>
         </w:tc>
         <w:tc>
           <w:tcPr>
@@ -2866,8 +3147,11 @@
               <w:left w:val="single" w:sz="4" w:space="0" w:color="auto"/>
               <w:right w:val="single" w:sz="4" w:space="0" w:color="auto"/>
             </w:tcBorders>
-          </w:tcPr>
-          <w:p/>
+            <w:shd w:val="clear" w:color="auto" w:fill="auto"/>
+          </w:tcPr>
+          <w:p>
+            <w:r/>
+          </w:p>
         </w:tc>
         <w:tc>
           <w:tcPr>
@@ -2877,8 +3161,11 @@
               <w:left w:val="single" w:sz="4" w:space="0" w:color="auto"/>
               <w:right w:val="single" w:sz="4" w:space="0" w:color="auto"/>
             </w:tcBorders>
-          </w:tcPr>
-          <w:p/>
+            <w:shd w:val="clear" w:color="auto" w:fill="auto"/>
+          </w:tcPr>
+          <w:p>
+            <w:r/>
+          </w:p>
         </w:tc>
         <w:tc>
           <w:tcPr>
@@ -2888,8 +3175,11 @@
               <w:left w:val="single" w:sz="4" w:space="0" w:color="auto"/>
               <w:right w:val="nil"/>
             </w:tcBorders>
-          </w:tcPr>
-          <w:p/>
+            <w:shd w:val="clear" w:color="auto" w:fill="auto"/>
+          </w:tcPr>
+          <w:p>
+            <w:r/>
+          </w:p>
         </w:tc>
       </w:tr>
       <w:tr>
@@ -2904,8 +3194,11 @@
               <w:left w:val="nil"/>
               <w:right w:val="single" w:sz="4" w:space="0" w:color="auto"/>
             </w:tcBorders>
-          </w:tcPr>
-          <w:p/>
+            <w:shd w:val="clear" w:color="auto" w:fill="auto"/>
+          </w:tcPr>
+          <w:p>
+            <w:r/>
+          </w:p>
         </w:tc>
         <w:tc>
           <w:tcPr>
@@ -2915,6 +3208,7 @@
               <w:left w:val="single" w:sz="4" w:space="0" w:color="auto"/>
               <w:right w:val="single" w:sz="4" w:space="0" w:color="auto"/>
             </w:tcBorders>
+            <w:shd w:val="clear" w:color="auto" w:fill="auto"/>
           </w:tcPr>
           <w:p>
             <w:r>
@@ -2930,10 +3224,11 @@
               <w:left w:val="single" w:sz="4" w:space="0" w:color="auto"/>
               <w:right w:val="single" w:sz="4" w:space="0" w:color="auto"/>
             </w:tcBorders>
-          </w:tcPr>
-          <w:p>
-            <w:r>
-              <w:t>A9, A14, B3</w:t>
+            <w:shd w:val="clear" w:color="auto" w:fill="auto"/>
+          </w:tcPr>
+          <w:p>
+            <w:r>
+              <w:t>A9, A13, B3</w:t>
             </w:r>
           </w:p>
         </w:tc>
@@ -2945,8 +3240,11 @@
               <w:left w:val="single" w:sz="4" w:space="0" w:color="auto"/>
               <w:right w:val="single" w:sz="4" w:space="0" w:color="auto"/>
             </w:tcBorders>
-          </w:tcPr>
-          <w:p/>
+            <w:shd w:val="clear" w:color="auto" w:fill="auto"/>
+          </w:tcPr>
+          <w:p>
+            <w:r/>
+          </w:p>
         </w:tc>
         <w:tc>
           <w:tcPr>
@@ -2956,8 +3254,11 @@
               <w:left w:val="single" w:sz="4" w:space="0" w:color="auto"/>
               <w:right w:val="single" w:sz="4" w:space="0" w:color="auto"/>
             </w:tcBorders>
-          </w:tcPr>
-          <w:p/>
+            <w:shd w:val="clear" w:color="auto" w:fill="auto"/>
+          </w:tcPr>
+          <w:p>
+            <w:r/>
+          </w:p>
         </w:tc>
         <w:tc>
           <w:tcPr>
@@ -2967,8 +3268,11 @@
               <w:left w:val="single" w:sz="4" w:space="0" w:color="auto"/>
               <w:right w:val="single" w:sz="4" w:space="0" w:color="auto"/>
             </w:tcBorders>
-          </w:tcPr>
-          <w:p/>
+            <w:shd w:val="clear" w:color="auto" w:fill="auto"/>
+          </w:tcPr>
+          <w:p>
+            <w:r/>
+          </w:p>
         </w:tc>
         <w:tc>
           <w:tcPr>
@@ -2978,8 +3282,11 @@
               <w:left w:val="single" w:sz="4" w:space="0" w:color="auto"/>
               <w:right w:val="nil"/>
             </w:tcBorders>
-          </w:tcPr>
-          <w:p/>
+            <w:shd w:val="clear" w:color="auto" w:fill="auto"/>
+          </w:tcPr>
+          <w:p>
+            <w:r/>
+          </w:p>
         </w:tc>
       </w:tr>
     </w:tbl>
@@ -3034,6 +3341,7 @@
               </w:rPr>
             </w:pPr>
             <w:r>
+              <w:lastRenderedPageBreak/>
               <w:t>Required Skills / Performance Evidence</w:t>
             </w:r>
           </w:p>
@@ -3147,6 +3455,7 @@
               <w:bottom w:val="single" w:sz="4" w:space="0" w:color="auto"/>
               <w:right w:val="single" w:sz="4" w:space="0" w:color="auto"/>
             </w:tcBorders>
+            <w:shd w:val="clear" w:color="auto" w:fill="auto"/>
             <w:vAlign w:val="center"/>
           </w:tcPr>
           <w:p>
@@ -3182,6 +3491,7 @@
               <w:bottom w:val="single" w:sz="4" w:space="0" w:color="auto"/>
               <w:right w:val="single" w:sz="4" w:space="0" w:color="auto"/>
             </w:tcBorders>
+            <w:shd w:val="clear" w:color="auto" w:fill="auto"/>
             <w:vAlign w:val="center"/>
           </w:tcPr>
           <w:p>
@@ -3203,6 +3513,7 @@
               <w:bottom w:val="single" w:sz="4" w:space="0" w:color="auto"/>
               <w:right w:val="single" w:sz="4" w:space="0" w:color="auto"/>
             </w:tcBorders>
+            <w:shd w:val="clear" w:color="auto" w:fill="auto"/>
             <w:vAlign w:val="center"/>
           </w:tcPr>
           <w:p>
@@ -3224,6 +3535,7 @@
               <w:bottom w:val="single" w:sz="4" w:space="0" w:color="auto"/>
               <w:right w:val="single" w:sz="4" w:space="0" w:color="auto"/>
             </w:tcBorders>
+            <w:shd w:val="clear" w:color="auto" w:fill="auto"/>
             <w:vAlign w:val="center"/>
           </w:tcPr>
           <w:p>
@@ -3245,6 +3557,7 @@
               <w:bottom w:val="single" w:sz="4" w:space="0" w:color="auto"/>
               <w:right w:val="single" w:sz="4" w:space="0" w:color="auto"/>
             </w:tcBorders>
+            <w:shd w:val="clear" w:color="auto" w:fill="auto"/>
             <w:vAlign w:val="center"/>
           </w:tcPr>
           <w:p>
@@ -3266,6 +3579,7 @@
               <w:bottom w:val="single" w:sz="4" w:space="0" w:color="auto"/>
               <w:right w:val="nil"/>
             </w:tcBorders>
+            <w:shd w:val="clear" w:color="auto" w:fill="auto"/>
             <w:vAlign w:val="center"/>
           </w:tcPr>
           <w:p>
@@ -3291,6 +3605,7 @@
               <w:left w:val="nil"/>
               <w:right w:val="single" w:sz="4" w:space="0" w:color="auto"/>
             </w:tcBorders>
+            <w:shd w:val="clear" w:color="auto" w:fill="auto"/>
           </w:tcPr>
           <w:p>
             <w:r>
@@ -3306,6 +3621,7 @@
               <w:left w:val="single" w:sz="4" w:space="0" w:color="auto"/>
               <w:right w:val="single" w:sz="4" w:space="0" w:color="auto"/>
             </w:tcBorders>
+            <w:shd w:val="clear" w:color="auto" w:fill="auto"/>
           </w:tcPr>
           <w:p>
             <w:r>
@@ -3321,8 +3637,11 @@
               <w:left w:val="single" w:sz="4" w:space="0" w:color="auto"/>
               <w:right w:val="single" w:sz="4" w:space="0" w:color="auto"/>
             </w:tcBorders>
-          </w:tcPr>
-          <w:p/>
+            <w:shd w:val="clear" w:color="auto" w:fill="auto"/>
+          </w:tcPr>
+          <w:p>
+            <w:r/>
+          </w:p>
         </w:tc>
         <w:tc>
           <w:tcPr>
@@ -3332,8 +3651,11 @@
               <w:left w:val="single" w:sz="4" w:space="0" w:color="auto"/>
               <w:right w:val="single" w:sz="4" w:space="0" w:color="auto"/>
             </w:tcBorders>
-          </w:tcPr>
-          <w:p/>
+            <w:shd w:val="clear" w:color="auto" w:fill="auto"/>
+          </w:tcPr>
+          <w:p>
+            <w:r/>
+          </w:p>
         </w:tc>
         <w:tc>
           <w:tcPr>
@@ -3343,8 +3665,11 @@
               <w:left w:val="single" w:sz="4" w:space="0" w:color="auto"/>
               <w:right w:val="single" w:sz="4" w:space="0" w:color="auto"/>
             </w:tcBorders>
-          </w:tcPr>
-          <w:p/>
+            <w:shd w:val="clear" w:color="auto" w:fill="auto"/>
+          </w:tcPr>
+          <w:p>
+            <w:r/>
+          </w:p>
         </w:tc>
         <w:tc>
           <w:tcPr>
@@ -3354,8 +3679,11 @@
               <w:left w:val="single" w:sz="4" w:space="0" w:color="auto"/>
               <w:right w:val="nil"/>
             </w:tcBorders>
-          </w:tcPr>
-          <w:p/>
+            <w:shd w:val="clear" w:color="auto" w:fill="auto"/>
+          </w:tcPr>
+          <w:p>
+            <w:r/>
+          </w:p>
         </w:tc>
       </w:tr>
       <w:tr>
@@ -3370,6 +3698,7 @@
               <w:left w:val="nil"/>
               <w:right w:val="single" w:sz="4" w:space="0" w:color="auto"/>
             </w:tcBorders>
+            <w:shd w:val="clear" w:color="auto" w:fill="auto"/>
           </w:tcPr>
           <w:p>
             <w:r>
@@ -3385,6 +3714,7 @@
               <w:left w:val="single" w:sz="4" w:space="0" w:color="auto"/>
               <w:right w:val="single" w:sz="4" w:space="0" w:color="auto"/>
             </w:tcBorders>
+            <w:shd w:val="clear" w:color="auto" w:fill="auto"/>
           </w:tcPr>
           <w:p>
             <w:r>
@@ -3400,8 +3730,11 @@
               <w:left w:val="single" w:sz="4" w:space="0" w:color="auto"/>
               <w:right w:val="single" w:sz="4" w:space="0" w:color="auto"/>
             </w:tcBorders>
-          </w:tcPr>
-          <w:p/>
+            <w:shd w:val="clear" w:color="auto" w:fill="auto"/>
+          </w:tcPr>
+          <w:p>
+            <w:r/>
+          </w:p>
         </w:tc>
         <w:tc>
           <w:tcPr>
@@ -3411,8 +3744,11 @@
               <w:left w:val="single" w:sz="4" w:space="0" w:color="auto"/>
               <w:right w:val="single" w:sz="4" w:space="0" w:color="auto"/>
             </w:tcBorders>
-          </w:tcPr>
-          <w:p/>
+            <w:shd w:val="clear" w:color="auto" w:fill="auto"/>
+          </w:tcPr>
+          <w:p>
+            <w:r/>
+          </w:p>
         </w:tc>
         <w:tc>
           <w:tcPr>
@@ -3422,8 +3758,11 @@
               <w:left w:val="single" w:sz="4" w:space="0" w:color="auto"/>
               <w:right w:val="single" w:sz="4" w:space="0" w:color="auto"/>
             </w:tcBorders>
-          </w:tcPr>
-          <w:p/>
+            <w:shd w:val="clear" w:color="auto" w:fill="auto"/>
+          </w:tcPr>
+          <w:p>
+            <w:r/>
+          </w:p>
         </w:tc>
         <w:tc>
           <w:tcPr>
@@ -3433,8 +3772,11 @@
               <w:left w:val="single" w:sz="4" w:space="0" w:color="auto"/>
               <w:right w:val="nil"/>
             </w:tcBorders>
-          </w:tcPr>
-          <w:p/>
+            <w:shd w:val="clear" w:color="auto" w:fill="auto"/>
+          </w:tcPr>
+          <w:p>
+            <w:r/>
+          </w:p>
         </w:tc>
       </w:tr>
       <w:tr>
@@ -3449,6 +3791,7 @@
               <w:left w:val="nil"/>
               <w:right w:val="single" w:sz="4" w:space="0" w:color="auto"/>
             </w:tcBorders>
+            <w:shd w:val="clear" w:color="auto" w:fill="auto"/>
           </w:tcPr>
           <w:p>
             <w:r>
@@ -3464,6 +3807,7 @@
               <w:left w:val="single" w:sz="4" w:space="0" w:color="auto"/>
               <w:right w:val="single" w:sz="4" w:space="0" w:color="auto"/>
             </w:tcBorders>
+            <w:shd w:val="clear" w:color="auto" w:fill="auto"/>
           </w:tcPr>
           <w:p>
             <w:r>
@@ -3479,8 +3823,11 @@
               <w:left w:val="single" w:sz="4" w:space="0" w:color="auto"/>
               <w:right w:val="single" w:sz="4" w:space="0" w:color="auto"/>
             </w:tcBorders>
-          </w:tcPr>
-          <w:p/>
+            <w:shd w:val="clear" w:color="auto" w:fill="auto"/>
+          </w:tcPr>
+          <w:p>
+            <w:r/>
+          </w:p>
         </w:tc>
         <w:tc>
           <w:tcPr>
@@ -3490,8 +3837,11 @@
               <w:left w:val="single" w:sz="4" w:space="0" w:color="auto"/>
               <w:right w:val="single" w:sz="4" w:space="0" w:color="auto"/>
             </w:tcBorders>
-          </w:tcPr>
-          <w:p/>
+            <w:shd w:val="clear" w:color="auto" w:fill="auto"/>
+          </w:tcPr>
+          <w:p>
+            <w:r/>
+          </w:p>
         </w:tc>
         <w:tc>
           <w:tcPr>
@@ -3501,8 +3851,11 @@
               <w:left w:val="single" w:sz="4" w:space="0" w:color="auto"/>
               <w:right w:val="single" w:sz="4" w:space="0" w:color="auto"/>
             </w:tcBorders>
-          </w:tcPr>
-          <w:p/>
+            <w:shd w:val="clear" w:color="auto" w:fill="auto"/>
+          </w:tcPr>
+          <w:p>
+            <w:r/>
+          </w:p>
         </w:tc>
         <w:tc>
           <w:tcPr>
@@ -3512,8 +3865,11 @@
               <w:left w:val="single" w:sz="4" w:space="0" w:color="auto"/>
               <w:right w:val="nil"/>
             </w:tcBorders>
-          </w:tcPr>
-          <w:p/>
+            <w:shd w:val="clear" w:color="auto" w:fill="auto"/>
+          </w:tcPr>
+          <w:p>
+            <w:r/>
+          </w:p>
         </w:tc>
       </w:tr>
       <w:tr>
@@ -3528,6 +3884,7 @@
               <w:left w:val="nil"/>
               <w:right w:val="single" w:sz="4" w:space="0" w:color="auto"/>
             </w:tcBorders>
+            <w:shd w:val="clear" w:color="auto" w:fill="auto"/>
           </w:tcPr>
           <w:p>
             <w:r>
@@ -3543,14 +3900,12 @@
               <w:left w:val="single" w:sz="4" w:space="0" w:color="auto"/>
               <w:right w:val="single" w:sz="4" w:space="0" w:color="auto"/>
             </w:tcBorders>
+            <w:shd w:val="clear" w:color="auto" w:fill="auto"/>
           </w:tcPr>
           <w:p>
             <w:r>
               <w:t>A7</w:t>
             </w:r>
-            <w:r>
-              <w:t>, A8</w:t>
-            </w:r>
           </w:p>
         </w:tc>
         <w:tc>
@@ -3561,8 +3916,11 @@
               <w:left w:val="single" w:sz="4" w:space="0" w:color="auto"/>
               <w:right w:val="single" w:sz="4" w:space="0" w:color="auto"/>
             </w:tcBorders>
-          </w:tcPr>
-          <w:p/>
+            <w:shd w:val="clear" w:color="auto" w:fill="auto"/>
+          </w:tcPr>
+          <w:p>
+            <w:r/>
+          </w:p>
         </w:tc>
         <w:tc>
           <w:tcPr>
@@ -3572,8 +3930,11 @@
               <w:left w:val="single" w:sz="4" w:space="0" w:color="auto"/>
               <w:right w:val="single" w:sz="4" w:space="0" w:color="auto"/>
             </w:tcBorders>
-          </w:tcPr>
-          <w:p/>
+            <w:shd w:val="clear" w:color="auto" w:fill="auto"/>
+          </w:tcPr>
+          <w:p>
+            <w:r/>
+          </w:p>
         </w:tc>
         <w:tc>
           <w:tcPr>
@@ -3583,8 +3944,11 @@
               <w:left w:val="single" w:sz="4" w:space="0" w:color="auto"/>
               <w:right w:val="single" w:sz="4" w:space="0" w:color="auto"/>
             </w:tcBorders>
-          </w:tcPr>
-          <w:p/>
+            <w:shd w:val="clear" w:color="auto" w:fill="auto"/>
+          </w:tcPr>
+          <w:p>
+            <w:r/>
+          </w:p>
         </w:tc>
         <w:tc>
           <w:tcPr>
@@ -3594,8 +3958,11 @@
               <w:left w:val="single" w:sz="4" w:space="0" w:color="auto"/>
               <w:right w:val="nil"/>
             </w:tcBorders>
-          </w:tcPr>
-          <w:p/>
+            <w:shd w:val="clear" w:color="auto" w:fill="auto"/>
+          </w:tcPr>
+          <w:p>
+            <w:r/>
+          </w:p>
         </w:tc>
       </w:tr>
       <w:tr>
@@ -3610,6 +3977,7 @@
               <w:left w:val="nil"/>
               <w:right w:val="single" w:sz="4" w:space="0" w:color="auto"/>
             </w:tcBorders>
+            <w:shd w:val="clear" w:color="auto" w:fill="auto"/>
           </w:tcPr>
           <w:p>
             <w:r>
@@ -3625,14 +3993,12 @@
               <w:left w:val="single" w:sz="4" w:space="0" w:color="auto"/>
               <w:right w:val="single" w:sz="4" w:space="0" w:color="auto"/>
             </w:tcBorders>
+            <w:shd w:val="clear" w:color="auto" w:fill="auto"/>
           </w:tcPr>
           <w:p>
             <w:r>
               <w:t>A6</w:t>
             </w:r>
-            <w:r>
-              <w:t>, A8</w:t>
-            </w:r>
           </w:p>
         </w:tc>
         <w:tc>
@@ -3643,8 +4009,11 @@
               <w:left w:val="single" w:sz="4" w:space="0" w:color="auto"/>
               <w:right w:val="single" w:sz="4" w:space="0" w:color="auto"/>
             </w:tcBorders>
-          </w:tcPr>
-          <w:p/>
+            <w:shd w:val="clear" w:color="auto" w:fill="auto"/>
+          </w:tcPr>
+          <w:p>
+            <w:r/>
+          </w:p>
         </w:tc>
         <w:tc>
           <w:tcPr>
@@ -3654,8 +4023,11 @@
               <w:left w:val="single" w:sz="4" w:space="0" w:color="auto"/>
               <w:right w:val="single" w:sz="4" w:space="0" w:color="auto"/>
             </w:tcBorders>
-          </w:tcPr>
-          <w:p/>
+            <w:shd w:val="clear" w:color="auto" w:fill="auto"/>
+          </w:tcPr>
+          <w:p>
+            <w:r/>
+          </w:p>
         </w:tc>
         <w:tc>
           <w:tcPr>
@@ -3665,8 +4037,11 @@
               <w:left w:val="single" w:sz="4" w:space="0" w:color="auto"/>
               <w:right w:val="single" w:sz="4" w:space="0" w:color="auto"/>
             </w:tcBorders>
-          </w:tcPr>
-          <w:p/>
+            <w:shd w:val="clear" w:color="auto" w:fill="auto"/>
+          </w:tcPr>
+          <w:p>
+            <w:r/>
+          </w:p>
         </w:tc>
         <w:tc>
           <w:tcPr>
@@ -3676,8 +4051,11 @@
               <w:left w:val="single" w:sz="4" w:space="0" w:color="auto"/>
               <w:right w:val="nil"/>
             </w:tcBorders>
-          </w:tcPr>
-          <w:p/>
+            <w:shd w:val="clear" w:color="auto" w:fill="auto"/>
+          </w:tcPr>
+          <w:p>
+            <w:r/>
+          </w:p>
         </w:tc>
       </w:tr>
       <w:tr>
@@ -3692,6 +4070,7 @@
               <w:left w:val="nil"/>
               <w:right w:val="single" w:sz="4" w:space="0" w:color="auto"/>
             </w:tcBorders>
+            <w:shd w:val="clear" w:color="auto" w:fill="auto"/>
           </w:tcPr>
           <w:p>
             <w:r>
@@ -3707,6 +4086,7 @@
               <w:left w:val="single" w:sz="4" w:space="0" w:color="auto"/>
               <w:right w:val="single" w:sz="4" w:space="0" w:color="auto"/>
             </w:tcBorders>
+            <w:shd w:val="clear" w:color="auto" w:fill="auto"/>
           </w:tcPr>
           <w:p>
             <w:r>
@@ -3722,8 +4102,11 @@
               <w:left w:val="single" w:sz="4" w:space="0" w:color="auto"/>
               <w:right w:val="single" w:sz="4" w:space="0" w:color="auto"/>
             </w:tcBorders>
-          </w:tcPr>
-          <w:p/>
+            <w:shd w:val="clear" w:color="auto" w:fill="auto"/>
+          </w:tcPr>
+          <w:p>
+            <w:r/>
+          </w:p>
         </w:tc>
         <w:tc>
           <w:tcPr>
@@ -3733,8 +4116,11 @@
               <w:left w:val="single" w:sz="4" w:space="0" w:color="auto"/>
               <w:right w:val="single" w:sz="4" w:space="0" w:color="auto"/>
             </w:tcBorders>
-          </w:tcPr>
-          <w:p/>
+            <w:shd w:val="clear" w:color="auto" w:fill="auto"/>
+          </w:tcPr>
+          <w:p>
+            <w:r/>
+          </w:p>
         </w:tc>
         <w:tc>
           <w:tcPr>
@@ -3744,8 +4130,11 @@
               <w:left w:val="single" w:sz="4" w:space="0" w:color="auto"/>
               <w:right w:val="single" w:sz="4" w:space="0" w:color="auto"/>
             </w:tcBorders>
-          </w:tcPr>
-          <w:p/>
+            <w:shd w:val="clear" w:color="auto" w:fill="auto"/>
+          </w:tcPr>
+          <w:p>
+            <w:r/>
+          </w:p>
         </w:tc>
         <w:tc>
           <w:tcPr>
@@ -3755,59 +4144,14 @@
               <w:left w:val="single" w:sz="4" w:space="0" w:color="auto"/>
               <w:right w:val="nil"/>
             </w:tcBorders>
-          </w:tcPr>
-          <w:p/>
+            <w:shd w:val="clear" w:color="auto" w:fill="auto"/>
+          </w:tcPr>
+          <w:p>
+            <w:r/>
+          </w:p>
         </w:tc>
       </w:tr>
     </w:tbl>
-    <w:p>
-      <w:pPr>
-        <w:autoSpaceDE w:val="0"/>
-        <w:autoSpaceDN w:val="0"/>
-        <w:adjustRightInd w:val="0"/>
-        <w:spacing w:after="60"/>
-        <w:rPr>
-          <w:rFonts w:cs="Arial"/>
-          <w:b/>
-          <w:bCs/>
-          <w:color w:val="000000"/>
-          <w:sz w:val="28"/>
-          <w:szCs w:val="28"/>
-        </w:rPr>
-      </w:pPr>
-    </w:p>
-    <w:p>
-      <w:pPr>
-        <w:autoSpaceDE w:val="0"/>
-        <w:autoSpaceDN w:val="0"/>
-        <w:adjustRightInd w:val="0"/>
-        <w:spacing w:after="60"/>
-        <w:rPr>
-          <w:rFonts w:cs="Arial"/>
-          <w:b/>
-          <w:bCs/>
-          <w:color w:val="000000"/>
-          <w:sz w:val="28"/>
-          <w:szCs w:val="28"/>
-        </w:rPr>
-      </w:pPr>
-    </w:p>
-    <w:p>
-      <w:pPr>
-        <w:autoSpaceDE w:val="0"/>
-        <w:autoSpaceDN w:val="0"/>
-        <w:adjustRightInd w:val="0"/>
-        <w:spacing w:after="60"/>
-        <w:rPr>
-          <w:rFonts w:cs="Arial"/>
-          <w:b/>
-          <w:bCs/>
-          <w:color w:val="000000"/>
-          <w:sz w:val="28"/>
-          <w:szCs w:val="28"/>
-        </w:rPr>
-      </w:pPr>
-    </w:p>
     <w:p>
       <w:pPr>
         <w:autoSpaceDE w:val="0"/>
@@ -3870,7 +4214,6 @@
               </w:rPr>
             </w:pPr>
             <w:r>
-              <w:lastRenderedPageBreak/>
               <w:t>Required Knowledge / Knowledge Evidence</w:t>
             </w:r>
           </w:p>
@@ -3984,6 +4327,7 @@
               <w:bottom w:val="single" w:sz="4" w:space="0" w:color="auto"/>
               <w:right w:val="single" w:sz="4" w:space="0" w:color="auto"/>
             </w:tcBorders>
+            <w:shd w:val="clear" w:color="auto" w:fill="auto"/>
             <w:vAlign w:val="center"/>
           </w:tcPr>
           <w:p>
@@ -4019,6 +4363,7 @@
               <w:bottom w:val="single" w:sz="4" w:space="0" w:color="auto"/>
               <w:right w:val="single" w:sz="4" w:space="0" w:color="auto"/>
             </w:tcBorders>
+            <w:shd w:val="clear" w:color="auto" w:fill="auto"/>
             <w:vAlign w:val="center"/>
           </w:tcPr>
           <w:p>
@@ -4040,6 +4385,7 @@
               <w:bottom w:val="single" w:sz="4" w:space="0" w:color="auto"/>
               <w:right w:val="single" w:sz="4" w:space="0" w:color="auto"/>
             </w:tcBorders>
+            <w:shd w:val="clear" w:color="auto" w:fill="auto"/>
             <w:vAlign w:val="center"/>
           </w:tcPr>
           <w:p>
@@ -4061,6 +4407,7 @@
               <w:bottom w:val="single" w:sz="4" w:space="0" w:color="auto"/>
               <w:right w:val="single" w:sz="4" w:space="0" w:color="auto"/>
             </w:tcBorders>
+            <w:shd w:val="clear" w:color="auto" w:fill="auto"/>
             <w:vAlign w:val="center"/>
           </w:tcPr>
           <w:p>
@@ -4082,6 +4429,7 @@
               <w:bottom w:val="single" w:sz="4" w:space="0" w:color="auto"/>
               <w:right w:val="single" w:sz="4" w:space="0" w:color="auto"/>
             </w:tcBorders>
+            <w:shd w:val="clear" w:color="auto" w:fill="auto"/>
             <w:vAlign w:val="center"/>
           </w:tcPr>
           <w:p>
@@ -4103,6 +4451,7 @@
               <w:bottom w:val="single" w:sz="4" w:space="0" w:color="auto"/>
               <w:right w:val="nil"/>
             </w:tcBorders>
+            <w:shd w:val="clear" w:color="auto" w:fill="auto"/>
             <w:vAlign w:val="center"/>
           </w:tcPr>
           <w:p>
@@ -4128,6 +4477,7 @@
               <w:left w:val="nil"/>
               <w:right w:val="single" w:sz="4" w:space="0" w:color="auto"/>
             </w:tcBorders>
+            <w:shd w:val="clear" w:color="auto" w:fill="auto"/>
             <w:vAlign w:val="center"/>
           </w:tcPr>
           <w:p>
@@ -4144,6 +4494,7 @@
               <w:left w:val="single" w:sz="4" w:space="0" w:color="auto"/>
               <w:right w:val="single" w:sz="4" w:space="0" w:color="auto"/>
             </w:tcBorders>
+            <w:shd w:val="clear" w:color="auto" w:fill="auto"/>
           </w:tcPr>
           <w:p>
             <w:r>
@@ -4159,8 +4510,11 @@
               <w:left w:val="single" w:sz="4" w:space="0" w:color="auto"/>
               <w:right w:val="single" w:sz="4" w:space="0" w:color="auto"/>
             </w:tcBorders>
-          </w:tcPr>
-          <w:p/>
+            <w:shd w:val="clear" w:color="auto" w:fill="auto"/>
+          </w:tcPr>
+          <w:p>
+            <w:r/>
+          </w:p>
         </w:tc>
         <w:tc>
           <w:tcPr>
@@ -4170,8 +4524,11 @@
               <w:left w:val="single" w:sz="4" w:space="0" w:color="auto"/>
               <w:right w:val="single" w:sz="4" w:space="0" w:color="auto"/>
             </w:tcBorders>
-          </w:tcPr>
-          <w:p/>
+            <w:shd w:val="clear" w:color="auto" w:fill="auto"/>
+          </w:tcPr>
+          <w:p>
+            <w:r/>
+          </w:p>
         </w:tc>
         <w:tc>
           <w:tcPr>
@@ -4181,8 +4538,11 @@
               <w:left w:val="single" w:sz="4" w:space="0" w:color="auto"/>
               <w:right w:val="single" w:sz="4" w:space="0" w:color="auto"/>
             </w:tcBorders>
-          </w:tcPr>
-          <w:p/>
+            <w:shd w:val="clear" w:color="auto" w:fill="auto"/>
+          </w:tcPr>
+          <w:p>
+            <w:r/>
+          </w:p>
         </w:tc>
         <w:tc>
           <w:tcPr>
@@ -4192,8 +4552,11 @@
               <w:left w:val="single" w:sz="4" w:space="0" w:color="auto"/>
               <w:right w:val="nil"/>
             </w:tcBorders>
-          </w:tcPr>
-          <w:p/>
+            <w:shd w:val="clear" w:color="auto" w:fill="auto"/>
+          </w:tcPr>
+          <w:p>
+            <w:r/>
+          </w:p>
         </w:tc>
       </w:tr>
       <w:tr>
@@ -4208,6 +4571,7 @@
               <w:left w:val="nil"/>
               <w:right w:val="single" w:sz="4" w:space="0" w:color="auto"/>
             </w:tcBorders>
+            <w:shd w:val="clear" w:color="auto" w:fill="auto"/>
             <w:vAlign w:val="center"/>
           </w:tcPr>
           <w:p>
@@ -4224,6 +4588,7 @@
               <w:left w:val="single" w:sz="4" w:space="0" w:color="auto"/>
               <w:right w:val="single" w:sz="4" w:space="0" w:color="auto"/>
             </w:tcBorders>
+            <w:shd w:val="clear" w:color="auto" w:fill="auto"/>
           </w:tcPr>
           <w:p>
             <w:r>
@@ -4239,8 +4604,11 @@
               <w:left w:val="single" w:sz="4" w:space="0" w:color="auto"/>
               <w:right w:val="single" w:sz="4" w:space="0" w:color="auto"/>
             </w:tcBorders>
-          </w:tcPr>
-          <w:p/>
+            <w:shd w:val="clear" w:color="auto" w:fill="auto"/>
+          </w:tcPr>
+          <w:p>
+            <w:r/>
+          </w:p>
         </w:tc>
         <w:tc>
           <w:tcPr>
@@ -4250,8 +4618,11 @@
               <w:left w:val="single" w:sz="4" w:space="0" w:color="auto"/>
               <w:right w:val="single" w:sz="4" w:space="0" w:color="auto"/>
             </w:tcBorders>
-          </w:tcPr>
-          <w:p/>
+            <w:shd w:val="clear" w:color="auto" w:fill="auto"/>
+          </w:tcPr>
+          <w:p>
+            <w:r/>
+          </w:p>
         </w:tc>
         <w:tc>
           <w:tcPr>
@@ -4261,8 +4632,11 @@
               <w:left w:val="single" w:sz="4" w:space="0" w:color="auto"/>
               <w:right w:val="single" w:sz="4" w:space="0" w:color="auto"/>
             </w:tcBorders>
-          </w:tcPr>
-          <w:p/>
+            <w:shd w:val="clear" w:color="auto" w:fill="auto"/>
+          </w:tcPr>
+          <w:p>
+            <w:r/>
+          </w:p>
         </w:tc>
         <w:tc>
           <w:tcPr>
@@ -4272,8 +4646,11 @@
               <w:left w:val="single" w:sz="4" w:space="0" w:color="auto"/>
               <w:right w:val="nil"/>
             </w:tcBorders>
-          </w:tcPr>
-          <w:p/>
+            <w:shd w:val="clear" w:color="auto" w:fill="auto"/>
+          </w:tcPr>
+          <w:p>
+            <w:r/>
+          </w:p>
         </w:tc>
       </w:tr>
       <w:tr>
@@ -4288,6 +4665,7 @@
               <w:left w:val="nil"/>
               <w:right w:val="single" w:sz="4" w:space="0" w:color="auto"/>
             </w:tcBorders>
+            <w:shd w:val="clear" w:color="auto" w:fill="auto"/>
             <w:vAlign w:val="center"/>
           </w:tcPr>
           <w:p>
@@ -4304,6 +4682,7 @@
               <w:left w:val="single" w:sz="4" w:space="0" w:color="auto"/>
               <w:right w:val="single" w:sz="4" w:space="0" w:color="auto"/>
             </w:tcBorders>
+            <w:shd w:val="clear" w:color="auto" w:fill="auto"/>
           </w:tcPr>
           <w:p>
             <w:r>
@@ -4319,8 +4698,11 @@
               <w:left w:val="single" w:sz="4" w:space="0" w:color="auto"/>
               <w:right w:val="single" w:sz="4" w:space="0" w:color="auto"/>
             </w:tcBorders>
-          </w:tcPr>
-          <w:p/>
+            <w:shd w:val="clear" w:color="auto" w:fill="auto"/>
+          </w:tcPr>
+          <w:p>
+            <w:r/>
+          </w:p>
         </w:tc>
         <w:tc>
           <w:tcPr>
@@ -4330,8 +4712,11 @@
               <w:left w:val="single" w:sz="4" w:space="0" w:color="auto"/>
               <w:right w:val="single" w:sz="4" w:space="0" w:color="auto"/>
             </w:tcBorders>
-          </w:tcPr>
-          <w:p/>
+            <w:shd w:val="clear" w:color="auto" w:fill="auto"/>
+          </w:tcPr>
+          <w:p>
+            <w:r/>
+          </w:p>
         </w:tc>
         <w:tc>
           <w:tcPr>
@@ -4341,8 +4726,11 @@
               <w:left w:val="single" w:sz="4" w:space="0" w:color="auto"/>
               <w:right w:val="single" w:sz="4" w:space="0" w:color="auto"/>
             </w:tcBorders>
-          </w:tcPr>
-          <w:p/>
+            <w:shd w:val="clear" w:color="auto" w:fill="auto"/>
+          </w:tcPr>
+          <w:p>
+            <w:r/>
+          </w:p>
         </w:tc>
         <w:tc>
           <w:tcPr>
@@ -4352,8 +4740,11 @@
               <w:left w:val="single" w:sz="4" w:space="0" w:color="auto"/>
               <w:right w:val="nil"/>
             </w:tcBorders>
-          </w:tcPr>
-          <w:p/>
+            <w:shd w:val="clear" w:color="auto" w:fill="auto"/>
+          </w:tcPr>
+          <w:p>
+            <w:r/>
+          </w:p>
         </w:tc>
       </w:tr>
       <w:tr>
@@ -4368,6 +4759,7 @@
               <w:left w:val="nil"/>
               <w:right w:val="single" w:sz="4" w:space="0" w:color="auto"/>
             </w:tcBorders>
+            <w:shd w:val="clear" w:color="auto" w:fill="auto"/>
             <w:vAlign w:val="center"/>
           </w:tcPr>
           <w:p>
@@ -4384,6 +4776,7 @@
               <w:left w:val="single" w:sz="4" w:space="0" w:color="auto"/>
               <w:right w:val="single" w:sz="4" w:space="0" w:color="auto"/>
             </w:tcBorders>
+            <w:shd w:val="clear" w:color="auto" w:fill="auto"/>
           </w:tcPr>
           <w:p>
             <w:r>
@@ -4399,8 +4792,11 @@
               <w:left w:val="single" w:sz="4" w:space="0" w:color="auto"/>
               <w:right w:val="single" w:sz="4" w:space="0" w:color="auto"/>
             </w:tcBorders>
-          </w:tcPr>
-          <w:p/>
+            <w:shd w:val="clear" w:color="auto" w:fill="auto"/>
+          </w:tcPr>
+          <w:p>
+            <w:r/>
+          </w:p>
         </w:tc>
         <w:tc>
           <w:tcPr>
@@ -4410,8 +4806,11 @@
               <w:left w:val="single" w:sz="4" w:space="0" w:color="auto"/>
               <w:right w:val="single" w:sz="4" w:space="0" w:color="auto"/>
             </w:tcBorders>
-          </w:tcPr>
-          <w:p/>
+            <w:shd w:val="clear" w:color="auto" w:fill="auto"/>
+          </w:tcPr>
+          <w:p>
+            <w:r/>
+          </w:p>
         </w:tc>
         <w:tc>
           <w:tcPr>
@@ -4421,8 +4820,11 @@
               <w:left w:val="single" w:sz="4" w:space="0" w:color="auto"/>
               <w:right w:val="single" w:sz="4" w:space="0" w:color="auto"/>
             </w:tcBorders>
-          </w:tcPr>
-          <w:p/>
+            <w:shd w:val="clear" w:color="auto" w:fill="auto"/>
+          </w:tcPr>
+          <w:p>
+            <w:r/>
+          </w:p>
         </w:tc>
         <w:tc>
           <w:tcPr>
@@ -4432,8 +4834,11 @@
               <w:left w:val="single" w:sz="4" w:space="0" w:color="auto"/>
               <w:right w:val="nil"/>
             </w:tcBorders>
-          </w:tcPr>
-          <w:p/>
+            <w:shd w:val="clear" w:color="auto" w:fill="auto"/>
+          </w:tcPr>
+          <w:p>
+            <w:r/>
+          </w:p>
         </w:tc>
       </w:tr>
     </w:tbl>
@@ -4604,6 +5009,7 @@
               <w:bottom w:val="single" w:sz="4" w:space="0" w:color="auto"/>
               <w:right w:val="single" w:sz="4" w:space="0" w:color="auto"/>
             </w:tcBorders>
+            <w:shd w:val="clear" w:color="auto" w:fill="auto"/>
             <w:vAlign w:val="center"/>
           </w:tcPr>
           <w:p>
@@ -4633,6 +5039,7 @@
               <w:bottom w:val="single" w:sz="4" w:space="0" w:color="auto"/>
               <w:right w:val="single" w:sz="4" w:space="0" w:color="auto"/>
             </w:tcBorders>
+            <w:shd w:val="clear" w:color="auto" w:fill="auto"/>
             <w:vAlign w:val="center"/>
           </w:tcPr>
           <w:p>
@@ -4662,6 +5069,7 @@
               <w:bottom w:val="single" w:sz="4" w:space="0" w:color="auto"/>
               <w:right w:val="single" w:sz="4" w:space="0" w:color="auto"/>
             </w:tcBorders>
+            <w:shd w:val="clear" w:color="auto" w:fill="auto"/>
             <w:vAlign w:val="center"/>
           </w:tcPr>
           <w:p>
@@ -4691,6 +5099,7 @@
               <w:bottom w:val="single" w:sz="4" w:space="0" w:color="auto"/>
               <w:right w:val="single" w:sz="4" w:space="0" w:color="auto"/>
             </w:tcBorders>
+            <w:shd w:val="clear" w:color="auto" w:fill="auto"/>
             <w:vAlign w:val="center"/>
           </w:tcPr>
           <w:p>
@@ -4712,6 +5121,7 @@
               <w:bottom w:val="single" w:sz="4" w:space="0" w:color="auto"/>
               <w:right w:val="single" w:sz="4" w:space="0" w:color="auto"/>
             </w:tcBorders>
+            <w:shd w:val="clear" w:color="auto" w:fill="auto"/>
             <w:vAlign w:val="center"/>
           </w:tcPr>
           <w:p>
@@ -4733,6 +5143,7 @@
               <w:bottom w:val="single" w:sz="4" w:space="0" w:color="auto"/>
               <w:right w:val="single" w:sz="4" w:space="0" w:color="auto"/>
             </w:tcBorders>
+            <w:shd w:val="clear" w:color="auto" w:fill="auto"/>
             <w:vAlign w:val="center"/>
           </w:tcPr>
           <w:p>
@@ -4754,6 +5165,7 @@
               <w:bottom w:val="single" w:sz="4" w:space="0" w:color="auto"/>
               <w:right w:val="single" w:sz="4" w:space="0" w:color="auto"/>
             </w:tcBorders>
+            <w:shd w:val="clear" w:color="auto" w:fill="auto"/>
             <w:vAlign w:val="center"/>
           </w:tcPr>
           <w:p>
@@ -4775,6 +5187,7 @@
               <w:bottom w:val="single" w:sz="4" w:space="0" w:color="auto"/>
               <w:right w:val="nil"/>
             </w:tcBorders>
+            <w:shd w:val="clear" w:color="auto" w:fill="auto"/>
             <w:vAlign w:val="center"/>
           </w:tcPr>
           <w:p>
@@ -4800,6 +5213,7 @@
               <w:left w:val="nil"/>
               <w:right w:val="single" w:sz="4" w:space="0" w:color="auto"/>
             </w:tcBorders>
+            <w:shd w:val="clear" w:color="auto" w:fill="auto"/>
           </w:tcPr>
           <w:p>
             <w:r>
@@ -4815,8 +5229,11 @@
               <w:left w:val="single" w:sz="4" w:space="0" w:color="auto"/>
               <w:right w:val="single" w:sz="4" w:space="0" w:color="auto"/>
             </w:tcBorders>
-          </w:tcPr>
-          <w:p/>
+            <w:shd w:val="clear" w:color="auto" w:fill="auto"/>
+          </w:tcPr>
+          <w:p>
+            <w:r/>
+          </w:p>
         </w:tc>
         <w:tc>
           <w:tcPr>
@@ -4826,6 +5243,7 @@
               <w:left w:val="single" w:sz="4" w:space="0" w:color="auto"/>
               <w:right w:val="single" w:sz="4" w:space="0" w:color="auto"/>
             </w:tcBorders>
+            <w:shd w:val="clear" w:color="auto" w:fill="auto"/>
           </w:tcPr>
           <w:p>
             <w:r>
@@ -4840,10 +5258,11 @@
               <w:left w:val="single" w:sz="4" w:space="0" w:color="auto"/>
               <w:right w:val="single" w:sz="4" w:space="0" w:color="auto"/>
             </w:tcBorders>
-          </w:tcPr>
-          <w:p>
-            <w:r>
-              <w:t>A12</w:t>
+            <w:shd w:val="clear" w:color="auto" w:fill="auto"/>
+          </w:tcPr>
+          <w:p>
+            <w:r>
+              <w:t>A3</w:t>
             </w:r>
           </w:p>
         </w:tc>
@@ -4854,8 +5273,11 @@
               <w:left w:val="single" w:sz="4" w:space="0" w:color="auto"/>
               <w:right w:val="single" w:sz="4" w:space="0" w:color="auto"/>
             </w:tcBorders>
-          </w:tcPr>
-          <w:p/>
+            <w:shd w:val="clear" w:color="auto" w:fill="auto"/>
+          </w:tcPr>
+          <w:p>
+            <w:r/>
+          </w:p>
         </w:tc>
         <w:tc>
           <w:tcPr>
@@ -4864,8 +5286,11 @@
               <w:left w:val="single" w:sz="4" w:space="0" w:color="auto"/>
               <w:right w:val="single" w:sz="4" w:space="0" w:color="auto"/>
             </w:tcBorders>
-          </w:tcPr>
-          <w:p/>
+            <w:shd w:val="clear" w:color="auto" w:fill="auto"/>
+          </w:tcPr>
+          <w:p>
+            <w:r/>
+          </w:p>
         </w:tc>
         <w:tc>
           <w:tcPr>
@@ -4874,8 +5299,11 @@
               <w:left w:val="single" w:sz="4" w:space="0" w:color="auto"/>
               <w:right w:val="single" w:sz="4" w:space="0" w:color="auto"/>
             </w:tcBorders>
-          </w:tcPr>
-          <w:p/>
+            <w:shd w:val="clear" w:color="auto" w:fill="auto"/>
+          </w:tcPr>
+          <w:p>
+            <w:r/>
+          </w:p>
         </w:tc>
         <w:tc>
           <w:tcPr>
@@ -4884,8 +5312,11 @@
               <w:left w:val="single" w:sz="4" w:space="0" w:color="auto"/>
               <w:right w:val="nil"/>
             </w:tcBorders>
-          </w:tcPr>
-          <w:p/>
+            <w:shd w:val="clear" w:color="auto" w:fill="auto"/>
+          </w:tcPr>
+          <w:p>
+            <w:r/>
+          </w:p>
         </w:tc>
       </w:tr>
       <w:tr>
@@ -4900,6 +5331,7 @@
               <w:left w:val="nil"/>
               <w:right w:val="single" w:sz="4" w:space="0" w:color="auto"/>
             </w:tcBorders>
+            <w:shd w:val="clear" w:color="auto" w:fill="auto"/>
           </w:tcPr>
           <w:p>
             <w:r>
@@ -4915,8 +5347,11 @@
               <w:left w:val="single" w:sz="4" w:space="0" w:color="auto"/>
               <w:right w:val="single" w:sz="4" w:space="0" w:color="auto"/>
             </w:tcBorders>
-          </w:tcPr>
-          <w:p/>
+            <w:shd w:val="clear" w:color="auto" w:fill="auto"/>
+          </w:tcPr>
+          <w:p>
+            <w:r/>
+          </w:p>
         </w:tc>
         <w:tc>
           <w:tcPr>
@@ -4926,6 +5361,7 @@
               <w:left w:val="single" w:sz="4" w:space="0" w:color="auto"/>
               <w:right w:val="single" w:sz="4" w:space="0" w:color="auto"/>
             </w:tcBorders>
+            <w:shd w:val="clear" w:color="auto" w:fill="auto"/>
           </w:tcPr>
           <w:p>
             <w:r>
@@ -4940,10 +5376,11 @@
               <w:left w:val="single" w:sz="4" w:space="0" w:color="auto"/>
               <w:right w:val="single" w:sz="4" w:space="0" w:color="auto"/>
             </w:tcBorders>
-          </w:tcPr>
-          <w:p>
-            <w:r>
-              <w:t>A15</w:t>
+            <w:shd w:val="clear" w:color="auto" w:fill="auto"/>
+          </w:tcPr>
+          <w:p>
+            <w:r>
+              <w:t>A14</w:t>
             </w:r>
           </w:p>
         </w:tc>
@@ -4954,8 +5391,11 @@
               <w:left w:val="single" w:sz="4" w:space="0" w:color="auto"/>
               <w:right w:val="single" w:sz="4" w:space="0" w:color="auto"/>
             </w:tcBorders>
-          </w:tcPr>
-          <w:p/>
+            <w:shd w:val="clear" w:color="auto" w:fill="auto"/>
+          </w:tcPr>
+          <w:p>
+            <w:r/>
+          </w:p>
         </w:tc>
         <w:tc>
           <w:tcPr>
@@ -4964,8 +5404,11 @@
               <w:left w:val="single" w:sz="4" w:space="0" w:color="auto"/>
               <w:right w:val="single" w:sz="4" w:space="0" w:color="auto"/>
             </w:tcBorders>
-          </w:tcPr>
-          <w:p/>
+            <w:shd w:val="clear" w:color="auto" w:fill="auto"/>
+          </w:tcPr>
+          <w:p>
+            <w:r/>
+          </w:p>
         </w:tc>
         <w:tc>
           <w:tcPr>
@@ -4974,8 +5417,11 @@
               <w:left w:val="single" w:sz="4" w:space="0" w:color="auto"/>
               <w:right w:val="single" w:sz="4" w:space="0" w:color="auto"/>
             </w:tcBorders>
-          </w:tcPr>
-          <w:p/>
+            <w:shd w:val="clear" w:color="auto" w:fill="auto"/>
+          </w:tcPr>
+          <w:p>
+            <w:r/>
+          </w:p>
         </w:tc>
         <w:tc>
           <w:tcPr>
@@ -4984,8 +5430,11 @@
               <w:left w:val="single" w:sz="4" w:space="0" w:color="auto"/>
               <w:right w:val="nil"/>
             </w:tcBorders>
-          </w:tcPr>
-          <w:p/>
+            <w:shd w:val="clear" w:color="auto" w:fill="auto"/>
+          </w:tcPr>
+          <w:p>
+            <w:r/>
+          </w:p>
         </w:tc>
       </w:tr>
       <w:tr>
@@ -5000,6 +5449,7 @@
               <w:left w:val="nil"/>
               <w:right w:val="single" w:sz="4" w:space="0" w:color="auto"/>
             </w:tcBorders>
+            <w:shd w:val="clear" w:color="auto" w:fill="auto"/>
           </w:tcPr>
           <w:p>
             <w:r>
@@ -5015,8 +5465,11 @@
               <w:left w:val="single" w:sz="4" w:space="0" w:color="auto"/>
               <w:right w:val="single" w:sz="4" w:space="0" w:color="auto"/>
             </w:tcBorders>
-          </w:tcPr>
-          <w:p/>
+            <w:shd w:val="clear" w:color="auto" w:fill="auto"/>
+          </w:tcPr>
+          <w:p>
+            <w:r/>
+          </w:p>
         </w:tc>
         <w:tc>
           <w:tcPr>
@@ -5026,6 +5479,7 @@
               <w:left w:val="single" w:sz="4" w:space="0" w:color="auto"/>
               <w:right w:val="single" w:sz="4" w:space="0" w:color="auto"/>
             </w:tcBorders>
+            <w:shd w:val="clear" w:color="auto" w:fill="auto"/>
           </w:tcPr>
           <w:p>
             <w:r>
@@ -5040,10 +5494,11 @@
               <w:left w:val="single" w:sz="4" w:space="0" w:color="auto"/>
               <w:right w:val="single" w:sz="4" w:space="0" w:color="auto"/>
             </w:tcBorders>
-          </w:tcPr>
-          <w:p>
-            <w:r>
-              <w:t>B7, B8</w:t>
+            <w:shd w:val="clear" w:color="auto" w:fill="auto"/>
+          </w:tcPr>
+          <w:p>
+            <w:r>
+              <w:t>B7</w:t>
             </w:r>
           </w:p>
         </w:tc>
@@ -5054,8 +5509,11 @@
               <w:left w:val="single" w:sz="4" w:space="0" w:color="auto"/>
               <w:right w:val="single" w:sz="4" w:space="0" w:color="auto"/>
             </w:tcBorders>
-          </w:tcPr>
-          <w:p/>
+            <w:shd w:val="clear" w:color="auto" w:fill="auto"/>
+          </w:tcPr>
+          <w:p>
+            <w:r/>
+          </w:p>
         </w:tc>
         <w:tc>
           <w:tcPr>
@@ -5064,8 +5522,11 @@
               <w:left w:val="single" w:sz="4" w:space="0" w:color="auto"/>
               <w:right w:val="single" w:sz="4" w:space="0" w:color="auto"/>
             </w:tcBorders>
-          </w:tcPr>
-          <w:p/>
+            <w:shd w:val="clear" w:color="auto" w:fill="auto"/>
+          </w:tcPr>
+          <w:p>
+            <w:r/>
+          </w:p>
         </w:tc>
         <w:tc>
           <w:tcPr>
@@ -5074,8 +5535,11 @@
               <w:left w:val="single" w:sz="4" w:space="0" w:color="auto"/>
               <w:right w:val="single" w:sz="4" w:space="0" w:color="auto"/>
             </w:tcBorders>
-          </w:tcPr>
-          <w:p/>
+            <w:shd w:val="clear" w:color="auto" w:fill="auto"/>
+          </w:tcPr>
+          <w:p>
+            <w:r/>
+          </w:p>
         </w:tc>
         <w:tc>
           <w:tcPr>
@@ -5084,8 +5548,11 @@
               <w:left w:val="single" w:sz="4" w:space="0" w:color="auto"/>
               <w:right w:val="nil"/>
             </w:tcBorders>
-          </w:tcPr>
-          <w:p/>
+            <w:shd w:val="clear" w:color="auto" w:fill="auto"/>
+          </w:tcPr>
+          <w:p>
+            <w:r/>
+          </w:p>
         </w:tc>
       </w:tr>
       <w:tr>
@@ -5100,6 +5567,7 @@
               <w:left w:val="nil"/>
               <w:right w:val="single" w:sz="4" w:space="0" w:color="auto"/>
             </w:tcBorders>
+            <w:shd w:val="clear" w:color="auto" w:fill="auto"/>
           </w:tcPr>
           <w:p>
             <w:r>
@@ -5115,8 +5583,11 @@
               <w:left w:val="single" w:sz="4" w:space="0" w:color="auto"/>
               <w:right w:val="single" w:sz="4" w:space="0" w:color="auto"/>
             </w:tcBorders>
-          </w:tcPr>
-          <w:p/>
+            <w:shd w:val="clear" w:color="auto" w:fill="auto"/>
+          </w:tcPr>
+          <w:p>
+            <w:r/>
+          </w:p>
         </w:tc>
         <w:tc>
           <w:tcPr>
@@ -5126,6 +5597,7 @@
               <w:left w:val="single" w:sz="4" w:space="0" w:color="auto"/>
               <w:right w:val="single" w:sz="4" w:space="0" w:color="auto"/>
             </w:tcBorders>
+            <w:shd w:val="clear" w:color="auto" w:fill="auto"/>
           </w:tcPr>
           <w:p>
             <w:r>
@@ -5140,6 +5612,7 @@
               <w:left w:val="single" w:sz="4" w:space="0" w:color="auto"/>
               <w:right w:val="single" w:sz="4" w:space="0" w:color="auto"/>
             </w:tcBorders>
+            <w:shd w:val="clear" w:color="auto" w:fill="auto"/>
           </w:tcPr>
           <w:p>
             <w:r>
@@ -5154,8 +5627,11 @@
               <w:left w:val="single" w:sz="4" w:space="0" w:color="auto"/>
               <w:right w:val="single" w:sz="4" w:space="0" w:color="auto"/>
             </w:tcBorders>
-          </w:tcPr>
-          <w:p/>
+            <w:shd w:val="clear" w:color="auto" w:fill="auto"/>
+          </w:tcPr>
+          <w:p>
+            <w:r/>
+          </w:p>
         </w:tc>
         <w:tc>
           <w:tcPr>
@@ -5164,8 +5640,11 @@
               <w:left w:val="single" w:sz="4" w:space="0" w:color="auto"/>
               <w:right w:val="single" w:sz="4" w:space="0" w:color="auto"/>
             </w:tcBorders>
-          </w:tcPr>
-          <w:p/>
+            <w:shd w:val="clear" w:color="auto" w:fill="auto"/>
+          </w:tcPr>
+          <w:p>
+            <w:r/>
+          </w:p>
         </w:tc>
         <w:tc>
           <w:tcPr>
@@ -5174,8 +5653,11 @@
               <w:left w:val="single" w:sz="4" w:space="0" w:color="auto"/>
               <w:right w:val="single" w:sz="4" w:space="0" w:color="auto"/>
             </w:tcBorders>
-          </w:tcPr>
-          <w:p/>
+            <w:shd w:val="clear" w:color="auto" w:fill="auto"/>
+          </w:tcPr>
+          <w:p>
+            <w:r/>
+          </w:p>
         </w:tc>
         <w:tc>
           <w:tcPr>
@@ -5184,8 +5666,11 @@
               <w:left w:val="single" w:sz="4" w:space="0" w:color="auto"/>
               <w:right w:val="nil"/>
             </w:tcBorders>
-          </w:tcPr>
-          <w:p/>
+            <w:shd w:val="clear" w:color="auto" w:fill="auto"/>
+          </w:tcPr>
+          <w:p>
+            <w:r/>
+          </w:p>
         </w:tc>
       </w:tr>
       <w:tr>
@@ -5200,10 +5685,10 @@
               <w:left w:val="nil"/>
               <w:right w:val="single" w:sz="4" w:space="0" w:color="auto"/>
             </w:tcBorders>
-          </w:tcPr>
-          <w:p>
-            <w:r>
-              <w:lastRenderedPageBreak/>
+            <w:shd w:val="clear" w:color="auto" w:fill="auto"/>
+          </w:tcPr>
+          <w:p>
+            <w:r>
               <w:t>Navigate the world of work</w:t>
             </w:r>
           </w:p>
@@ -5216,8 +5701,11 @@
               <w:left w:val="single" w:sz="4" w:space="0" w:color="auto"/>
               <w:right w:val="single" w:sz="4" w:space="0" w:color="auto"/>
             </w:tcBorders>
-          </w:tcPr>
-          <w:p/>
+            <w:shd w:val="clear" w:color="auto" w:fill="auto"/>
+          </w:tcPr>
+          <w:p>
+            <w:r/>
+          </w:p>
         </w:tc>
         <w:tc>
           <w:tcPr>
@@ -5227,6 +5715,7 @@
               <w:left w:val="single" w:sz="4" w:space="0" w:color="auto"/>
               <w:right w:val="single" w:sz="4" w:space="0" w:color="auto"/>
             </w:tcBorders>
+            <w:shd w:val="clear" w:color="auto" w:fill="auto"/>
           </w:tcPr>
           <w:p>
             <w:r>
@@ -5241,6 +5730,7 @@
               <w:left w:val="single" w:sz="4" w:space="0" w:color="auto"/>
               <w:right w:val="single" w:sz="4" w:space="0" w:color="auto"/>
             </w:tcBorders>
+            <w:shd w:val="clear" w:color="auto" w:fill="auto"/>
           </w:tcPr>
           <w:p>
             <w:r>
@@ -5255,8 +5745,11 @@
               <w:left w:val="single" w:sz="4" w:space="0" w:color="auto"/>
               <w:right w:val="single" w:sz="4" w:space="0" w:color="auto"/>
             </w:tcBorders>
-          </w:tcPr>
-          <w:p/>
+            <w:shd w:val="clear" w:color="auto" w:fill="auto"/>
+          </w:tcPr>
+          <w:p>
+            <w:r/>
+          </w:p>
         </w:tc>
         <w:tc>
           <w:tcPr>
@@ -5265,8 +5758,11 @@
               <w:left w:val="single" w:sz="4" w:space="0" w:color="auto"/>
               <w:right w:val="single" w:sz="4" w:space="0" w:color="auto"/>
             </w:tcBorders>
-          </w:tcPr>
-          <w:p/>
+            <w:shd w:val="clear" w:color="auto" w:fill="auto"/>
+          </w:tcPr>
+          <w:p>
+            <w:r/>
+          </w:p>
         </w:tc>
         <w:tc>
           <w:tcPr>
@@ -5275,8 +5771,11 @@
               <w:left w:val="single" w:sz="4" w:space="0" w:color="auto"/>
               <w:right w:val="single" w:sz="4" w:space="0" w:color="auto"/>
             </w:tcBorders>
-          </w:tcPr>
-          <w:p/>
+            <w:shd w:val="clear" w:color="auto" w:fill="auto"/>
+          </w:tcPr>
+          <w:p>
+            <w:r/>
+          </w:p>
         </w:tc>
         <w:tc>
           <w:tcPr>
@@ -5285,8 +5784,11 @@
               <w:left w:val="single" w:sz="4" w:space="0" w:color="auto"/>
               <w:right w:val="nil"/>
             </w:tcBorders>
-          </w:tcPr>
-          <w:p/>
+            <w:shd w:val="clear" w:color="auto" w:fill="auto"/>
+          </w:tcPr>
+          <w:p>
+            <w:r/>
+          </w:p>
         </w:tc>
       </w:tr>
       <w:tr>
@@ -5301,6 +5803,7 @@
               <w:left w:val="nil"/>
               <w:right w:val="single" w:sz="4" w:space="0" w:color="auto"/>
             </w:tcBorders>
+            <w:shd w:val="clear" w:color="auto" w:fill="auto"/>
           </w:tcPr>
           <w:p>
             <w:r>
@@ -5316,8 +5819,11 @@
               <w:left w:val="single" w:sz="4" w:space="0" w:color="auto"/>
               <w:right w:val="single" w:sz="4" w:space="0" w:color="auto"/>
             </w:tcBorders>
-          </w:tcPr>
-          <w:p/>
+            <w:shd w:val="clear" w:color="auto" w:fill="auto"/>
+          </w:tcPr>
+          <w:p>
+            <w:r/>
+          </w:p>
         </w:tc>
         <w:tc>
           <w:tcPr>
@@ -5327,6 +5833,7 @@
               <w:left w:val="single" w:sz="4" w:space="0" w:color="auto"/>
               <w:right w:val="single" w:sz="4" w:space="0" w:color="auto"/>
             </w:tcBorders>
+            <w:shd w:val="clear" w:color="auto" w:fill="auto"/>
           </w:tcPr>
           <w:p>
             <w:r>
@@ -5341,6 +5848,7 @@
               <w:left w:val="single" w:sz="4" w:space="0" w:color="auto"/>
               <w:right w:val="single" w:sz="4" w:space="0" w:color="auto"/>
             </w:tcBorders>
+            <w:shd w:val="clear" w:color="auto" w:fill="auto"/>
           </w:tcPr>
           <w:p>
             <w:r>
@@ -5355,8 +5863,11 @@
               <w:left w:val="single" w:sz="4" w:space="0" w:color="auto"/>
               <w:right w:val="single" w:sz="4" w:space="0" w:color="auto"/>
             </w:tcBorders>
-          </w:tcPr>
-          <w:p/>
+            <w:shd w:val="clear" w:color="auto" w:fill="auto"/>
+          </w:tcPr>
+          <w:p>
+            <w:r/>
+          </w:p>
         </w:tc>
         <w:tc>
           <w:tcPr>
@@ -5365,8 +5876,11 @@
               <w:left w:val="single" w:sz="4" w:space="0" w:color="auto"/>
               <w:right w:val="single" w:sz="4" w:space="0" w:color="auto"/>
             </w:tcBorders>
-          </w:tcPr>
-          <w:p/>
+            <w:shd w:val="clear" w:color="auto" w:fill="auto"/>
+          </w:tcPr>
+          <w:p>
+            <w:r/>
+          </w:p>
         </w:tc>
         <w:tc>
           <w:tcPr>
@@ -5375,8 +5889,11 @@
               <w:left w:val="single" w:sz="4" w:space="0" w:color="auto"/>
               <w:right w:val="single" w:sz="4" w:space="0" w:color="auto"/>
             </w:tcBorders>
-          </w:tcPr>
-          <w:p/>
+            <w:shd w:val="clear" w:color="auto" w:fill="auto"/>
+          </w:tcPr>
+          <w:p>
+            <w:r/>
+          </w:p>
         </w:tc>
         <w:tc>
           <w:tcPr>
@@ -5385,8 +5902,11 @@
               <w:left w:val="single" w:sz="4" w:space="0" w:color="auto"/>
               <w:right w:val="nil"/>
             </w:tcBorders>
-          </w:tcPr>
-          <w:p/>
+            <w:shd w:val="clear" w:color="auto" w:fill="auto"/>
+          </w:tcPr>
+          <w:p>
+            <w:r/>
+          </w:p>
         </w:tc>
       </w:tr>
       <w:tr>
@@ -5401,6 +5921,7 @@
               <w:left w:val="nil"/>
               <w:right w:val="single" w:sz="4" w:space="0" w:color="auto"/>
             </w:tcBorders>
+            <w:shd w:val="clear" w:color="auto" w:fill="auto"/>
           </w:tcPr>
           <w:p>
             <w:r>
@@ -5416,8 +5937,11 @@
               <w:left w:val="single" w:sz="4" w:space="0" w:color="auto"/>
               <w:right w:val="single" w:sz="4" w:space="0" w:color="auto"/>
             </w:tcBorders>
-          </w:tcPr>
-          <w:p/>
+            <w:shd w:val="clear" w:color="auto" w:fill="auto"/>
+          </w:tcPr>
+          <w:p>
+            <w:r/>
+          </w:p>
         </w:tc>
         <w:tc>
           <w:tcPr>
@@ -5427,6 +5951,7 @@
               <w:left w:val="single" w:sz="4" w:space="0" w:color="auto"/>
               <w:right w:val="single" w:sz="4" w:space="0" w:color="auto"/>
             </w:tcBorders>
+            <w:shd w:val="clear" w:color="auto" w:fill="auto"/>
           </w:tcPr>
           <w:p>
             <w:r>
@@ -5441,6 +5966,7 @@
               <w:left w:val="single" w:sz="4" w:space="0" w:color="auto"/>
               <w:right w:val="single" w:sz="4" w:space="0" w:color="auto"/>
             </w:tcBorders>
+            <w:shd w:val="clear" w:color="auto" w:fill="auto"/>
           </w:tcPr>
           <w:p>
             <w:r>
@@ -5455,8 +5981,11 @@
               <w:left w:val="single" w:sz="4" w:space="0" w:color="auto"/>
               <w:right w:val="single" w:sz="4" w:space="0" w:color="auto"/>
             </w:tcBorders>
-          </w:tcPr>
-          <w:p/>
+            <w:shd w:val="clear" w:color="auto" w:fill="auto"/>
+          </w:tcPr>
+          <w:p>
+            <w:r/>
+          </w:p>
         </w:tc>
         <w:tc>
           <w:tcPr>
@@ -5465,8 +5994,11 @@
               <w:left w:val="single" w:sz="4" w:space="0" w:color="auto"/>
               <w:right w:val="single" w:sz="4" w:space="0" w:color="auto"/>
             </w:tcBorders>
-          </w:tcPr>
-          <w:p/>
+            <w:shd w:val="clear" w:color="auto" w:fill="auto"/>
+          </w:tcPr>
+          <w:p>
+            <w:r/>
+          </w:p>
         </w:tc>
         <w:tc>
           <w:tcPr>
@@ -5475,8 +6007,11 @@
               <w:left w:val="single" w:sz="4" w:space="0" w:color="auto"/>
               <w:right w:val="single" w:sz="4" w:space="0" w:color="auto"/>
             </w:tcBorders>
-          </w:tcPr>
-          <w:p/>
+            <w:shd w:val="clear" w:color="auto" w:fill="auto"/>
+          </w:tcPr>
+          <w:p>
+            <w:r/>
+          </w:p>
         </w:tc>
         <w:tc>
           <w:tcPr>
@@ -5485,8 +6020,11 @@
               <w:left w:val="single" w:sz="4" w:space="0" w:color="auto"/>
               <w:right w:val="nil"/>
             </w:tcBorders>
-          </w:tcPr>
-          <w:p/>
+            <w:shd w:val="clear" w:color="auto" w:fill="auto"/>
+          </w:tcPr>
+          <w:p>
+            <w:r/>
+          </w:p>
         </w:tc>
       </w:tr>
     </w:tbl>
@@ -5510,7 +6048,7 @@
 </file>
 
 <file path=word/endnotes.xml><?xml version="1.0" encoding="utf-8"?>
-<w:endnotes xmlns:wpc="http://schemas.microsoft.com/office/word/2010/wordprocessingCanvas" xmlns:cx="http://schemas.microsoft.com/office/drawing/2014/chartex" xmlns:cx1="http://schemas.microsoft.com/office/drawing/2015/9/8/chartex" xmlns:cx2="http://schemas.microsoft.com/office/drawing/2015/10/21/chartex" xmlns:cx3="http://schemas.microsoft.com/office/drawing/2016/5/9/chartex" xmlns:cx4="http://schemas.microsoft.com/office/drawing/2016/5/10/chartex" xmlns:cx5="http://schemas.microsoft.com/office/drawing/2016/5/11/chartex" xmlns:cx6="http://schemas.microsoft.com/office/drawing/2016/5/12/chartex" xmlns:cx7="http://schemas.microsoft.com/office/drawing/2016/5/13/chartex" xmlns:cx8="http://schemas.microsoft.com/office/drawing/2016/5/14/chartex" xmlns:mc="http://schemas.openxmlformats.org/markup-compatibility/2006" xmlns:m="http://schemas.openxmlformats.org/officeDocument/2006/math" xmlns:aink="http://schemas.microsoft.com/office/drawing/2016/ink" xmlns:am3d="http://schemas.microsoft.com/office/drawing/2017/model3d" xmlns:oel="http://schemas.microsoft.com/office/2019/extlst" xmlns:r="http://schemas.openxmlformats.org/officeDocument/2006/relationships" xmlns:wp14="http://schemas.microsoft.com/office/word/2010/wordprocessingDrawing" xmlns:wp="http://schemas.openxmlformats.org/drawingml/2006/wordprocessingDrawing" xmlns:wpg="http://schemas.microsoft.com/office/word/2010/wordprocessingGroup" xmlns:wpi="http://schemas.microsoft.com/office/word/2010/wordprocessingInk" xmlns:wps="http://schemas.microsoft.com/office/word/2010/wordprocessingShape" xmlns:o="urn:schemas-microsoft-com:office:office" xmlns:v="urn:schemas-microsoft-com:vml" xmlns:w10="urn:schemas-microsoft-com:office:word" xmlns:w="http://schemas.openxmlformats.org/wordprocessingml/2006/main" xmlns:w14="http://schemas.microsoft.com/office/word/2010/wordml" xmlns:w15="http://schemas.microsoft.com/office/word/2012/wordml" xmlns:w16cex="http://schemas.microsoft.com/office/word/2018/wordml/cex" xmlns:w16cid="http://schemas.microsoft.com/office/word/2016/wordml/cid" xmlns:w16="http://schemas.microsoft.com/office/word/2018/wordml" xmlns:w16sdtdh="http://schemas.microsoft.com/office/word/2020/wordml/sdtdatahash" xmlns:w16sdtfl="http://schemas.microsoft.com/office/word/2024/wordml/sdtformatlock" xmlns:w16se="http://schemas.microsoft.com/office/word/2015/wordml/symex" xmlns:w16du="http://schemas.microsoft.com/office/word/2023/wordml/word16du" xmlns:wne="http://schemas.microsoft.com/office/word/2006/wordml" mc:Ignorable="w14 w15 w16se w16cid w16 w16cex w16sdtdh w16sdtfl w16du wp14">
+<w:endnotes xmlns:wpc="http://schemas.microsoft.com/office/word/2010/wordprocessingCanvas" xmlns:cx="http://schemas.microsoft.com/office/drawing/2014/chartex" xmlns:cx1="http://schemas.microsoft.com/office/drawing/2015/9/8/chartex" xmlns:cx2="http://schemas.microsoft.com/office/drawing/2015/10/21/chartex" xmlns:cx3="http://schemas.microsoft.com/office/drawing/2016/5/9/chartex" xmlns:cx4="http://schemas.microsoft.com/office/drawing/2016/5/10/chartex" xmlns:cx5="http://schemas.microsoft.com/office/drawing/2016/5/11/chartex" xmlns:cx6="http://schemas.microsoft.com/office/drawing/2016/5/12/chartex" xmlns:cx7="http://schemas.microsoft.com/office/drawing/2016/5/13/chartex" xmlns:cx8="http://schemas.microsoft.com/office/drawing/2016/5/14/chartex" xmlns:mc="http://schemas.openxmlformats.org/markup-compatibility/2006" xmlns:aink="http://schemas.microsoft.com/office/drawing/2016/ink" xmlns:am3d="http://schemas.microsoft.com/office/drawing/2017/model3d" xmlns:o="urn:schemas-microsoft-com:office:office" xmlns:oel="http://schemas.microsoft.com/office/2019/extlst" xmlns:r="http://schemas.openxmlformats.org/officeDocument/2006/relationships" xmlns:m="http://schemas.openxmlformats.org/officeDocument/2006/math" xmlns:v="urn:schemas-microsoft-com:vml" xmlns:wp14="http://schemas.microsoft.com/office/word/2010/wordprocessingDrawing" xmlns:wp="http://schemas.openxmlformats.org/drawingml/2006/wordprocessingDrawing" xmlns:w10="urn:schemas-microsoft-com:office:word" xmlns:w="http://schemas.openxmlformats.org/wordprocessingml/2006/main" xmlns:w14="http://schemas.microsoft.com/office/word/2010/wordml" xmlns:w15="http://schemas.microsoft.com/office/word/2012/wordml" xmlns:w16cex="http://schemas.microsoft.com/office/word/2018/wordml/cex" xmlns:w16cid="http://schemas.microsoft.com/office/word/2016/wordml/cid" xmlns:w16="http://schemas.microsoft.com/office/word/2018/wordml" xmlns:w16sdtdh="http://schemas.microsoft.com/office/word/2020/wordml/sdtdatahash" xmlns:w16se="http://schemas.microsoft.com/office/word/2015/wordml/symex" xmlns:wpg="http://schemas.microsoft.com/office/word/2010/wordprocessingGroup" xmlns:wpi="http://schemas.microsoft.com/office/word/2010/wordprocessingInk" xmlns:wne="http://schemas.microsoft.com/office/word/2006/wordml" xmlns:wps="http://schemas.microsoft.com/office/word/2010/wordprocessingShape" mc:Ignorable="w14 w15 w16se w16cid w16 w16cex w16sdtdh wp14">
   <w:endnote w:type="separator" w:id="-1">
     <w:p>
       <w:r>
@@ -5529,7 +6067,7 @@
 </file>
 
 <file path=word/footer1.xml><?xml version="1.0" encoding="utf-8"?>
-<w:ftr xmlns:wpc="http://schemas.microsoft.com/office/word/2010/wordprocessingCanvas" xmlns:cx="http://schemas.microsoft.com/office/drawing/2014/chartex" xmlns:cx1="http://schemas.microsoft.com/office/drawing/2015/9/8/chartex" xmlns:cx2="http://schemas.microsoft.com/office/drawing/2015/10/21/chartex" xmlns:cx3="http://schemas.microsoft.com/office/drawing/2016/5/9/chartex" xmlns:cx4="http://schemas.microsoft.com/office/drawing/2016/5/10/chartex" xmlns:cx5="http://schemas.microsoft.com/office/drawing/2016/5/11/chartex" xmlns:cx6="http://schemas.microsoft.com/office/drawing/2016/5/12/chartex" xmlns:cx7="http://schemas.microsoft.com/office/drawing/2016/5/13/chartex" xmlns:cx8="http://schemas.microsoft.com/office/drawing/2016/5/14/chartex" xmlns:mc="http://schemas.openxmlformats.org/markup-compatibility/2006" xmlns:m="http://schemas.openxmlformats.org/officeDocument/2006/math" xmlns:aink="http://schemas.microsoft.com/office/drawing/2016/ink" xmlns:am3d="http://schemas.microsoft.com/office/drawing/2017/model3d" xmlns:oel="http://schemas.microsoft.com/office/2019/extlst" xmlns:r="http://schemas.openxmlformats.org/officeDocument/2006/relationships" xmlns:wp14="http://schemas.microsoft.com/office/word/2010/wordprocessingDrawing" xmlns:wp="http://schemas.openxmlformats.org/drawingml/2006/wordprocessingDrawing" xmlns:wpg="http://schemas.microsoft.com/office/word/2010/wordprocessingGroup" xmlns:wpi="http://schemas.microsoft.com/office/word/2010/wordprocessingInk" xmlns:wps="http://schemas.microsoft.com/office/word/2010/wordprocessingShape" xmlns:o="urn:schemas-microsoft-com:office:office" xmlns:v="urn:schemas-microsoft-com:vml" xmlns:w10="urn:schemas-microsoft-com:office:word" xmlns:w="http://schemas.openxmlformats.org/wordprocessingml/2006/main" xmlns:w14="http://schemas.microsoft.com/office/word/2010/wordml" xmlns:w15="http://schemas.microsoft.com/office/word/2012/wordml" xmlns:w16cex="http://schemas.microsoft.com/office/word/2018/wordml/cex" xmlns:w16cid="http://schemas.microsoft.com/office/word/2016/wordml/cid" xmlns:w16="http://schemas.microsoft.com/office/word/2018/wordml" xmlns:w16sdtdh="http://schemas.microsoft.com/office/word/2020/wordml/sdtdatahash" xmlns:w16sdtfl="http://schemas.microsoft.com/office/word/2024/wordml/sdtformatlock" xmlns:w16se="http://schemas.microsoft.com/office/word/2015/wordml/symex" xmlns:w16du="http://schemas.microsoft.com/office/word/2023/wordml/word16du" xmlns:wne="http://schemas.microsoft.com/office/word/2006/wordml" mc:Ignorable="w14 w15 w16se w16cid w16 w16cex w16sdtdh w16sdtfl w16du wp14">
+<w:ftr xmlns:wpc="http://schemas.microsoft.com/office/word/2010/wordprocessingCanvas" xmlns:cx="http://schemas.microsoft.com/office/drawing/2014/chartex" xmlns:cx1="http://schemas.microsoft.com/office/drawing/2015/9/8/chartex" xmlns:cx2="http://schemas.microsoft.com/office/drawing/2015/10/21/chartex" xmlns:cx3="http://schemas.microsoft.com/office/drawing/2016/5/9/chartex" xmlns:cx4="http://schemas.microsoft.com/office/drawing/2016/5/10/chartex" xmlns:cx5="http://schemas.microsoft.com/office/drawing/2016/5/11/chartex" xmlns:cx6="http://schemas.microsoft.com/office/drawing/2016/5/12/chartex" xmlns:cx7="http://schemas.microsoft.com/office/drawing/2016/5/13/chartex" xmlns:cx8="http://schemas.microsoft.com/office/drawing/2016/5/14/chartex" xmlns:mc="http://schemas.openxmlformats.org/markup-compatibility/2006" xmlns:aink="http://schemas.microsoft.com/office/drawing/2016/ink" xmlns:am3d="http://schemas.microsoft.com/office/drawing/2017/model3d" xmlns:o="urn:schemas-microsoft-com:office:office" xmlns:oel="http://schemas.microsoft.com/office/2019/extlst" xmlns:r="http://schemas.openxmlformats.org/officeDocument/2006/relationships" xmlns:m="http://schemas.openxmlformats.org/officeDocument/2006/math" xmlns:v="urn:schemas-microsoft-com:vml" xmlns:wp14="http://schemas.microsoft.com/office/word/2010/wordprocessingDrawing" xmlns:wp="http://schemas.openxmlformats.org/drawingml/2006/wordprocessingDrawing" xmlns:w10="urn:schemas-microsoft-com:office:word" xmlns:w="http://schemas.openxmlformats.org/wordprocessingml/2006/main" xmlns:w14="http://schemas.microsoft.com/office/word/2010/wordml" xmlns:w15="http://schemas.microsoft.com/office/word/2012/wordml" xmlns:w16cex="http://schemas.microsoft.com/office/word/2018/wordml/cex" xmlns:w16cid="http://schemas.microsoft.com/office/word/2016/wordml/cid" xmlns:w16="http://schemas.microsoft.com/office/word/2018/wordml" xmlns:w16sdtdh="http://schemas.microsoft.com/office/word/2020/wordml/sdtdatahash" xmlns:w16se="http://schemas.microsoft.com/office/word/2015/wordml/symex" xmlns:wpg="http://schemas.microsoft.com/office/word/2010/wordprocessingGroup" xmlns:wpi="http://schemas.microsoft.com/office/word/2010/wordprocessingInk" xmlns:wne="http://schemas.microsoft.com/office/word/2006/wordml" xmlns:wps="http://schemas.microsoft.com/office/word/2010/wordprocessingShape" mc:Ignorable="w14 w15 w16se w16cid w16 w16cex w16sdtdh wp14">
   <w:p>
     <w:pPr>
       <w:pStyle w:val="Footer"/>
@@ -5562,13 +6100,14 @@
     <w:r>
       <w:t>0</w:t>
     </w:r>
-    <w:proofErr w:type="gramStart"/>
     <w:r>
-      <w:t xml:space="preserve">   (</w:t>
+      <w:t xml:space="preserve">   (Template Version 1.</w:t>
     </w:r>
-    <w:proofErr w:type="gramEnd"/>
     <w:r>
-      <w:t>Template Version 1.1)</w:t>
+      <w:t>1</w:t>
+    </w:r>
+    <w:r>
+      <w:t>)</w:t>
     </w:r>
     <w:r>
       <w:tab/>
@@ -5587,7 +6126,7 @@
       <w:rPr>
         <w:noProof/>
       </w:rPr>
-      <w:t>13 March 2024</w:t>
+      <w:t>9 February 2022</w:t>
     </w:r>
     <w:r>
       <w:fldChar w:fldCharType="end"/>
@@ -5630,7 +6169,7 @@
 </file>
 
 <file path=word/footnotes.xml><?xml version="1.0" encoding="utf-8"?>
-<w:footnotes xmlns:wpc="http://schemas.microsoft.com/office/word/2010/wordprocessingCanvas" xmlns:cx="http://schemas.microsoft.com/office/drawing/2014/chartex" xmlns:cx1="http://schemas.microsoft.com/office/drawing/2015/9/8/chartex" xmlns:cx2="http://schemas.microsoft.com/office/drawing/2015/10/21/chartex" xmlns:cx3="http://schemas.microsoft.com/office/drawing/2016/5/9/chartex" xmlns:cx4="http://schemas.microsoft.com/office/drawing/2016/5/10/chartex" xmlns:cx5="http://schemas.microsoft.com/office/drawing/2016/5/11/chartex" xmlns:cx6="http://schemas.microsoft.com/office/drawing/2016/5/12/chartex" xmlns:cx7="http://schemas.microsoft.com/office/drawing/2016/5/13/chartex" xmlns:cx8="http://schemas.microsoft.com/office/drawing/2016/5/14/chartex" xmlns:mc="http://schemas.openxmlformats.org/markup-compatibility/2006" xmlns:m="http://schemas.openxmlformats.org/officeDocument/2006/math" xmlns:aink="http://schemas.microsoft.com/office/drawing/2016/ink" xmlns:am3d="http://schemas.microsoft.com/office/drawing/2017/model3d" xmlns:oel="http://schemas.microsoft.com/office/2019/extlst" xmlns:r="http://schemas.openxmlformats.org/officeDocument/2006/relationships" xmlns:wp14="http://schemas.microsoft.com/office/word/2010/wordprocessingDrawing" xmlns:wp="http://schemas.openxmlformats.org/drawingml/2006/wordprocessingDrawing" xmlns:wpg="http://schemas.microsoft.com/office/word/2010/wordprocessingGroup" xmlns:wpi="http://schemas.microsoft.com/office/word/2010/wordprocessingInk" xmlns:wps="http://schemas.microsoft.com/office/word/2010/wordprocessingShape" xmlns:o="urn:schemas-microsoft-com:office:office" xmlns:v="urn:schemas-microsoft-com:vml" xmlns:w10="urn:schemas-microsoft-com:office:word" xmlns:w="http://schemas.openxmlformats.org/wordprocessingml/2006/main" xmlns:w14="http://schemas.microsoft.com/office/word/2010/wordml" xmlns:w15="http://schemas.microsoft.com/office/word/2012/wordml" xmlns:w16cex="http://schemas.microsoft.com/office/word/2018/wordml/cex" xmlns:w16cid="http://schemas.microsoft.com/office/word/2016/wordml/cid" xmlns:w16="http://schemas.microsoft.com/office/word/2018/wordml" xmlns:w16sdtdh="http://schemas.microsoft.com/office/word/2020/wordml/sdtdatahash" xmlns:w16sdtfl="http://schemas.microsoft.com/office/word/2024/wordml/sdtformatlock" xmlns:w16se="http://schemas.microsoft.com/office/word/2015/wordml/symex" xmlns:w16du="http://schemas.microsoft.com/office/word/2023/wordml/word16du" xmlns:wne="http://schemas.microsoft.com/office/word/2006/wordml" mc:Ignorable="w14 w15 w16se w16cid w16 w16cex w16sdtdh w16sdtfl w16du wp14">
+<w:footnotes xmlns:wpc="http://schemas.microsoft.com/office/word/2010/wordprocessingCanvas" xmlns:cx="http://schemas.microsoft.com/office/drawing/2014/chartex" xmlns:cx1="http://schemas.microsoft.com/office/drawing/2015/9/8/chartex" xmlns:cx2="http://schemas.microsoft.com/office/drawing/2015/10/21/chartex" xmlns:cx3="http://schemas.microsoft.com/office/drawing/2016/5/9/chartex" xmlns:cx4="http://schemas.microsoft.com/office/drawing/2016/5/10/chartex" xmlns:cx5="http://schemas.microsoft.com/office/drawing/2016/5/11/chartex" xmlns:cx6="http://schemas.microsoft.com/office/drawing/2016/5/12/chartex" xmlns:cx7="http://schemas.microsoft.com/office/drawing/2016/5/13/chartex" xmlns:cx8="http://schemas.microsoft.com/office/drawing/2016/5/14/chartex" xmlns:mc="http://schemas.openxmlformats.org/markup-compatibility/2006" xmlns:aink="http://schemas.microsoft.com/office/drawing/2016/ink" xmlns:am3d="http://schemas.microsoft.com/office/drawing/2017/model3d" xmlns:o="urn:schemas-microsoft-com:office:office" xmlns:oel="http://schemas.microsoft.com/office/2019/extlst" xmlns:r="http://schemas.openxmlformats.org/officeDocument/2006/relationships" xmlns:m="http://schemas.openxmlformats.org/officeDocument/2006/math" xmlns:v="urn:schemas-microsoft-com:vml" xmlns:wp14="http://schemas.microsoft.com/office/word/2010/wordprocessingDrawing" xmlns:wp="http://schemas.openxmlformats.org/drawingml/2006/wordprocessingDrawing" xmlns:w10="urn:schemas-microsoft-com:office:word" xmlns:w="http://schemas.openxmlformats.org/wordprocessingml/2006/main" xmlns:w14="http://schemas.microsoft.com/office/word/2010/wordml" xmlns:w15="http://schemas.microsoft.com/office/word/2012/wordml" xmlns:w16cex="http://schemas.microsoft.com/office/word/2018/wordml/cex" xmlns:w16cid="http://schemas.microsoft.com/office/word/2016/wordml/cid" xmlns:w16="http://schemas.microsoft.com/office/word/2018/wordml" xmlns:w16sdtdh="http://schemas.microsoft.com/office/word/2020/wordml/sdtdatahash" xmlns:w16se="http://schemas.microsoft.com/office/word/2015/wordml/symex" xmlns:wpg="http://schemas.microsoft.com/office/word/2010/wordprocessingGroup" xmlns:wpi="http://schemas.microsoft.com/office/word/2010/wordprocessingInk" xmlns:wne="http://schemas.microsoft.com/office/word/2006/wordml" xmlns:wps="http://schemas.microsoft.com/office/word/2010/wordprocessingShape" mc:Ignorable="w14 w15 w16se w16cid w16 w16cex w16sdtdh wp14">
   <w:footnote w:type="separator" w:id="-1">
     <w:p>
       <w:r>
@@ -5649,7 +6188,7 @@
 </file>
 
 <file path=word/header1.xml><?xml version="1.0" encoding="utf-8"?>
-<w:hdr xmlns:wpc="http://schemas.microsoft.com/office/word/2010/wordprocessingCanvas" xmlns:cx="http://schemas.microsoft.com/office/drawing/2014/chartex" xmlns:cx1="http://schemas.microsoft.com/office/drawing/2015/9/8/chartex" xmlns:cx2="http://schemas.microsoft.com/office/drawing/2015/10/21/chartex" xmlns:cx3="http://schemas.microsoft.com/office/drawing/2016/5/9/chartex" xmlns:cx4="http://schemas.microsoft.com/office/drawing/2016/5/10/chartex" xmlns:cx5="http://schemas.microsoft.com/office/drawing/2016/5/11/chartex" xmlns:cx6="http://schemas.microsoft.com/office/drawing/2016/5/12/chartex" xmlns:cx7="http://schemas.microsoft.com/office/drawing/2016/5/13/chartex" xmlns:cx8="http://schemas.microsoft.com/office/drawing/2016/5/14/chartex" xmlns:mc="http://schemas.openxmlformats.org/markup-compatibility/2006" xmlns:m="http://schemas.openxmlformats.org/officeDocument/2006/math" xmlns:aink="http://schemas.microsoft.com/office/drawing/2016/ink" xmlns:am3d="http://schemas.microsoft.com/office/drawing/2017/model3d" xmlns:oel="http://schemas.microsoft.com/office/2019/extlst" xmlns:r="http://schemas.openxmlformats.org/officeDocument/2006/relationships" xmlns:wp14="http://schemas.microsoft.com/office/word/2010/wordprocessingDrawing" xmlns:wp="http://schemas.openxmlformats.org/drawingml/2006/wordprocessingDrawing" xmlns:wpg="http://schemas.microsoft.com/office/word/2010/wordprocessingGroup" xmlns:wpi="http://schemas.microsoft.com/office/word/2010/wordprocessingInk" xmlns:wps="http://schemas.microsoft.com/office/word/2010/wordprocessingShape" xmlns:o="urn:schemas-microsoft-com:office:office" xmlns:v="urn:schemas-microsoft-com:vml" xmlns:w10="urn:schemas-microsoft-com:office:word" xmlns:w="http://schemas.openxmlformats.org/wordprocessingml/2006/main" xmlns:w14="http://schemas.microsoft.com/office/word/2010/wordml" xmlns:w15="http://schemas.microsoft.com/office/word/2012/wordml" xmlns:w16cex="http://schemas.microsoft.com/office/word/2018/wordml/cex" xmlns:w16cid="http://schemas.microsoft.com/office/word/2016/wordml/cid" xmlns:w16="http://schemas.microsoft.com/office/word/2018/wordml" xmlns:w16sdtdh="http://schemas.microsoft.com/office/word/2020/wordml/sdtdatahash" xmlns:w16sdtfl="http://schemas.microsoft.com/office/word/2024/wordml/sdtformatlock" xmlns:w16se="http://schemas.microsoft.com/office/word/2015/wordml/symex" xmlns:w16du="http://schemas.microsoft.com/office/word/2023/wordml/word16du" xmlns:wne="http://schemas.microsoft.com/office/word/2006/wordml" mc:Ignorable="w14 w15 w16se w16cid w16 w16cex w16sdtdh w16sdtfl w16du wp14">
+<w:hdr xmlns:wpc="http://schemas.microsoft.com/office/word/2010/wordprocessingCanvas" xmlns:cx="http://schemas.microsoft.com/office/drawing/2014/chartex" xmlns:cx1="http://schemas.microsoft.com/office/drawing/2015/9/8/chartex" xmlns:cx2="http://schemas.microsoft.com/office/drawing/2015/10/21/chartex" xmlns:cx3="http://schemas.microsoft.com/office/drawing/2016/5/9/chartex" xmlns:cx4="http://schemas.microsoft.com/office/drawing/2016/5/10/chartex" xmlns:cx5="http://schemas.microsoft.com/office/drawing/2016/5/11/chartex" xmlns:cx6="http://schemas.microsoft.com/office/drawing/2016/5/12/chartex" xmlns:cx7="http://schemas.microsoft.com/office/drawing/2016/5/13/chartex" xmlns:cx8="http://schemas.microsoft.com/office/drawing/2016/5/14/chartex" xmlns:mc="http://schemas.openxmlformats.org/markup-compatibility/2006" xmlns:aink="http://schemas.microsoft.com/office/drawing/2016/ink" xmlns:am3d="http://schemas.microsoft.com/office/drawing/2017/model3d" xmlns:o="urn:schemas-microsoft-com:office:office" xmlns:oel="http://schemas.microsoft.com/office/2019/extlst" xmlns:r="http://schemas.openxmlformats.org/officeDocument/2006/relationships" xmlns:m="http://schemas.openxmlformats.org/officeDocument/2006/math" xmlns:v="urn:schemas-microsoft-com:vml" xmlns:wp14="http://schemas.microsoft.com/office/word/2010/wordprocessingDrawing" xmlns:wp="http://schemas.openxmlformats.org/drawingml/2006/wordprocessingDrawing" xmlns:w10="urn:schemas-microsoft-com:office:word" xmlns:w="http://schemas.openxmlformats.org/wordprocessingml/2006/main" xmlns:w14="http://schemas.microsoft.com/office/word/2010/wordml" xmlns:w15="http://schemas.microsoft.com/office/word/2012/wordml" xmlns:w16cex="http://schemas.microsoft.com/office/word/2018/wordml/cex" xmlns:w16cid="http://schemas.microsoft.com/office/word/2016/wordml/cid" xmlns:w16="http://schemas.microsoft.com/office/word/2018/wordml" xmlns:w16sdtdh="http://schemas.microsoft.com/office/word/2020/wordml/sdtdatahash" xmlns:w16se="http://schemas.microsoft.com/office/word/2015/wordml/symex" xmlns:wpg="http://schemas.microsoft.com/office/word/2010/wordprocessingGroup" xmlns:wpi="http://schemas.microsoft.com/office/word/2010/wordprocessingInk" xmlns:wne="http://schemas.microsoft.com/office/word/2006/wordml" xmlns:wps="http://schemas.microsoft.com/office/word/2010/wordprocessingShape" mc:Ignorable="w14 w15 w16se w16cid w16 w16cex w16sdtdh wp14">
   <w:p>
     <w:pPr>
       <w:pStyle w:val="Header"/>
@@ -5778,7 +6317,7 @@
 </file>
 
 <file path=word/header2.xml><?xml version="1.0" encoding="utf-8"?>
-<w:hdr xmlns:wpc="http://schemas.microsoft.com/office/word/2010/wordprocessingCanvas" xmlns:cx="http://schemas.microsoft.com/office/drawing/2014/chartex" xmlns:cx1="http://schemas.microsoft.com/office/drawing/2015/9/8/chartex" xmlns:cx2="http://schemas.microsoft.com/office/drawing/2015/10/21/chartex" xmlns:cx3="http://schemas.microsoft.com/office/drawing/2016/5/9/chartex" xmlns:cx4="http://schemas.microsoft.com/office/drawing/2016/5/10/chartex" xmlns:cx5="http://schemas.microsoft.com/office/drawing/2016/5/11/chartex" xmlns:cx6="http://schemas.microsoft.com/office/drawing/2016/5/12/chartex" xmlns:cx7="http://schemas.microsoft.com/office/drawing/2016/5/13/chartex" xmlns:cx8="http://schemas.microsoft.com/office/drawing/2016/5/14/chartex" xmlns:mc="http://schemas.openxmlformats.org/markup-compatibility/2006" xmlns:m="http://schemas.openxmlformats.org/officeDocument/2006/math" xmlns:aink="http://schemas.microsoft.com/office/drawing/2016/ink" xmlns:am3d="http://schemas.microsoft.com/office/drawing/2017/model3d" xmlns:oel="http://schemas.microsoft.com/office/2019/extlst" xmlns:r="http://schemas.openxmlformats.org/officeDocument/2006/relationships" xmlns:wp14="http://schemas.microsoft.com/office/word/2010/wordprocessingDrawing" xmlns:wp="http://schemas.openxmlformats.org/drawingml/2006/wordprocessingDrawing" xmlns:wpg="http://schemas.microsoft.com/office/word/2010/wordprocessingGroup" xmlns:wpi="http://schemas.microsoft.com/office/word/2010/wordprocessingInk" xmlns:wps="http://schemas.microsoft.com/office/word/2010/wordprocessingShape" xmlns:o="urn:schemas-microsoft-com:office:office" xmlns:v="urn:schemas-microsoft-com:vml" xmlns:w10="urn:schemas-microsoft-com:office:word" xmlns:w="http://schemas.openxmlformats.org/wordprocessingml/2006/main" xmlns:w14="http://schemas.microsoft.com/office/word/2010/wordml" xmlns:w15="http://schemas.microsoft.com/office/word/2012/wordml" xmlns:w16cex="http://schemas.microsoft.com/office/word/2018/wordml/cex" xmlns:w16cid="http://schemas.microsoft.com/office/word/2016/wordml/cid" xmlns:w16="http://schemas.microsoft.com/office/word/2018/wordml" xmlns:w16sdtdh="http://schemas.microsoft.com/office/word/2020/wordml/sdtdatahash" xmlns:w16sdtfl="http://schemas.microsoft.com/office/word/2024/wordml/sdtformatlock" xmlns:w16se="http://schemas.microsoft.com/office/word/2015/wordml/symex" xmlns:w16du="http://schemas.microsoft.com/office/word/2023/wordml/word16du" xmlns:wne="http://schemas.microsoft.com/office/word/2006/wordml" mc:Ignorable="w14 w15 w16se w16cid w16 w16cex w16sdtdh w16sdtfl w16du wp14">
+<w:hdr xmlns:wpc="http://schemas.microsoft.com/office/word/2010/wordprocessingCanvas" xmlns:cx="http://schemas.microsoft.com/office/drawing/2014/chartex" xmlns:cx1="http://schemas.microsoft.com/office/drawing/2015/9/8/chartex" xmlns:cx2="http://schemas.microsoft.com/office/drawing/2015/10/21/chartex" xmlns:cx3="http://schemas.microsoft.com/office/drawing/2016/5/9/chartex" xmlns:cx4="http://schemas.microsoft.com/office/drawing/2016/5/10/chartex" xmlns:cx5="http://schemas.microsoft.com/office/drawing/2016/5/11/chartex" xmlns:cx6="http://schemas.microsoft.com/office/drawing/2016/5/12/chartex" xmlns:cx7="http://schemas.microsoft.com/office/drawing/2016/5/13/chartex" xmlns:cx8="http://schemas.microsoft.com/office/drawing/2016/5/14/chartex" xmlns:mc="http://schemas.openxmlformats.org/markup-compatibility/2006" xmlns:aink="http://schemas.microsoft.com/office/drawing/2016/ink" xmlns:am3d="http://schemas.microsoft.com/office/drawing/2017/model3d" xmlns:o="urn:schemas-microsoft-com:office:office" xmlns:oel="http://schemas.microsoft.com/office/2019/extlst" xmlns:r="http://schemas.openxmlformats.org/officeDocument/2006/relationships" xmlns:m="http://schemas.openxmlformats.org/officeDocument/2006/math" xmlns:v="urn:schemas-microsoft-com:vml" xmlns:wp14="http://schemas.microsoft.com/office/word/2010/wordprocessingDrawing" xmlns:wp="http://schemas.openxmlformats.org/drawingml/2006/wordprocessingDrawing" xmlns:w10="urn:schemas-microsoft-com:office:word" xmlns:w="http://schemas.openxmlformats.org/wordprocessingml/2006/main" xmlns:w14="http://schemas.microsoft.com/office/word/2010/wordml" xmlns:w15="http://schemas.microsoft.com/office/word/2012/wordml" xmlns:w16cex="http://schemas.microsoft.com/office/word/2018/wordml/cex" xmlns:w16cid="http://schemas.microsoft.com/office/word/2016/wordml/cid" xmlns:w16="http://schemas.microsoft.com/office/word/2018/wordml" xmlns:w16sdtdh="http://schemas.microsoft.com/office/word/2020/wordml/sdtdatahash" xmlns:w16se="http://schemas.microsoft.com/office/word/2015/wordml/symex" xmlns:wpg="http://schemas.microsoft.com/office/word/2010/wordprocessingGroup" xmlns:wpi="http://schemas.microsoft.com/office/word/2010/wordprocessingInk" xmlns:wne="http://schemas.microsoft.com/office/word/2006/wordml" xmlns:wps="http://schemas.microsoft.com/office/word/2010/wordprocessingShape" mc:Ignorable="w14 w15 w16se w16cid w16 w16cex w16sdtdh wp14">
   <w:p>
     <w:pPr>
       <w:pStyle w:val="Header"/>
@@ -5907,7 +6446,7 @@
 </file>
 
 <file path=word/header3.xml><?xml version="1.0" encoding="utf-8"?>
-<w:hdr xmlns:wpc="http://schemas.microsoft.com/office/word/2010/wordprocessingCanvas" xmlns:cx="http://schemas.microsoft.com/office/drawing/2014/chartex" xmlns:cx1="http://schemas.microsoft.com/office/drawing/2015/9/8/chartex" xmlns:cx2="http://schemas.microsoft.com/office/drawing/2015/10/21/chartex" xmlns:cx3="http://schemas.microsoft.com/office/drawing/2016/5/9/chartex" xmlns:cx4="http://schemas.microsoft.com/office/drawing/2016/5/10/chartex" xmlns:cx5="http://schemas.microsoft.com/office/drawing/2016/5/11/chartex" xmlns:cx6="http://schemas.microsoft.com/office/drawing/2016/5/12/chartex" xmlns:cx7="http://schemas.microsoft.com/office/drawing/2016/5/13/chartex" xmlns:cx8="http://schemas.microsoft.com/office/drawing/2016/5/14/chartex" xmlns:mc="http://schemas.openxmlformats.org/markup-compatibility/2006" xmlns:m="http://schemas.openxmlformats.org/officeDocument/2006/math" xmlns:aink="http://schemas.microsoft.com/office/drawing/2016/ink" xmlns:am3d="http://schemas.microsoft.com/office/drawing/2017/model3d" xmlns:oel="http://schemas.microsoft.com/office/2019/extlst" xmlns:r="http://schemas.openxmlformats.org/officeDocument/2006/relationships" xmlns:wp14="http://schemas.microsoft.com/office/word/2010/wordprocessingDrawing" xmlns:wp="http://schemas.openxmlformats.org/drawingml/2006/wordprocessingDrawing" xmlns:wpg="http://schemas.microsoft.com/office/word/2010/wordprocessingGroup" xmlns:wpi="http://schemas.microsoft.com/office/word/2010/wordprocessingInk" xmlns:wps="http://schemas.microsoft.com/office/word/2010/wordprocessingShape" xmlns:o="urn:schemas-microsoft-com:office:office" xmlns:v="urn:schemas-microsoft-com:vml" xmlns:w10="urn:schemas-microsoft-com:office:word" xmlns:w="http://schemas.openxmlformats.org/wordprocessingml/2006/main" xmlns:w14="http://schemas.microsoft.com/office/word/2010/wordml" xmlns:w15="http://schemas.microsoft.com/office/word/2012/wordml" xmlns:w16cex="http://schemas.microsoft.com/office/word/2018/wordml/cex" xmlns:w16cid="http://schemas.microsoft.com/office/word/2016/wordml/cid" xmlns:w16="http://schemas.microsoft.com/office/word/2018/wordml" xmlns:w16sdtdh="http://schemas.microsoft.com/office/word/2020/wordml/sdtdatahash" xmlns:w16sdtfl="http://schemas.microsoft.com/office/word/2024/wordml/sdtformatlock" xmlns:w16se="http://schemas.microsoft.com/office/word/2015/wordml/symex" xmlns:w16du="http://schemas.microsoft.com/office/word/2023/wordml/word16du" xmlns:wne="http://schemas.microsoft.com/office/word/2006/wordml" mc:Ignorable="w14 w15 w16se w16cid w16 w16cex w16sdtdh w16sdtfl w16du wp14">
+<w:hdr xmlns:wpc="http://schemas.microsoft.com/office/word/2010/wordprocessingCanvas" xmlns:cx="http://schemas.microsoft.com/office/drawing/2014/chartex" xmlns:cx1="http://schemas.microsoft.com/office/drawing/2015/9/8/chartex" xmlns:cx2="http://schemas.microsoft.com/office/drawing/2015/10/21/chartex" xmlns:cx3="http://schemas.microsoft.com/office/drawing/2016/5/9/chartex" xmlns:cx4="http://schemas.microsoft.com/office/drawing/2016/5/10/chartex" xmlns:cx5="http://schemas.microsoft.com/office/drawing/2016/5/11/chartex" xmlns:cx6="http://schemas.microsoft.com/office/drawing/2016/5/12/chartex" xmlns:cx7="http://schemas.microsoft.com/office/drawing/2016/5/13/chartex" xmlns:cx8="http://schemas.microsoft.com/office/drawing/2016/5/14/chartex" xmlns:mc="http://schemas.openxmlformats.org/markup-compatibility/2006" xmlns:aink="http://schemas.microsoft.com/office/drawing/2016/ink" xmlns:am3d="http://schemas.microsoft.com/office/drawing/2017/model3d" xmlns:o="urn:schemas-microsoft-com:office:office" xmlns:oel="http://schemas.microsoft.com/office/2019/extlst" xmlns:r="http://schemas.openxmlformats.org/officeDocument/2006/relationships" xmlns:m="http://schemas.openxmlformats.org/officeDocument/2006/math" xmlns:v="urn:schemas-microsoft-com:vml" xmlns:wp14="http://schemas.microsoft.com/office/word/2010/wordprocessingDrawing" xmlns:wp="http://schemas.openxmlformats.org/drawingml/2006/wordprocessingDrawing" xmlns:w10="urn:schemas-microsoft-com:office:word" xmlns:w="http://schemas.openxmlformats.org/wordprocessingml/2006/main" xmlns:w14="http://schemas.microsoft.com/office/word/2010/wordml" xmlns:w15="http://schemas.microsoft.com/office/word/2012/wordml" xmlns:w16cex="http://schemas.microsoft.com/office/word/2018/wordml/cex" xmlns:w16cid="http://schemas.microsoft.com/office/word/2016/wordml/cid" xmlns:w16="http://schemas.microsoft.com/office/word/2018/wordml" xmlns:w16sdtdh="http://schemas.microsoft.com/office/word/2020/wordml/sdtdatahash" xmlns:w16se="http://schemas.microsoft.com/office/word/2015/wordml/symex" xmlns:wpg="http://schemas.microsoft.com/office/word/2010/wordprocessingGroup" xmlns:wpi="http://schemas.microsoft.com/office/word/2010/wordprocessingInk" xmlns:wne="http://schemas.microsoft.com/office/word/2006/wordml" xmlns:wps="http://schemas.microsoft.com/office/word/2010/wordprocessingShape" mc:Ignorable="w14 w15 w16se w16cid w16 w16cex w16sdtdh wp14">
   <w:p>
     <w:pPr>
       <w:pStyle w:val="Header"/>
@@ -6036,7 +6575,7 @@
 </file>
 
 <file path=word/numbering.xml><?xml version="1.0" encoding="utf-8"?>
-<w:numbering xmlns:wpc="http://schemas.microsoft.com/office/word/2010/wordprocessingCanvas" xmlns:cx="http://schemas.microsoft.com/office/drawing/2014/chartex" xmlns:cx1="http://schemas.microsoft.com/office/drawing/2015/9/8/chartex" xmlns:cx2="http://schemas.microsoft.com/office/drawing/2015/10/21/chartex" xmlns:cx3="http://schemas.microsoft.com/office/drawing/2016/5/9/chartex" xmlns:cx4="http://schemas.microsoft.com/office/drawing/2016/5/10/chartex" xmlns:cx5="http://schemas.microsoft.com/office/drawing/2016/5/11/chartex" xmlns:cx6="http://schemas.microsoft.com/office/drawing/2016/5/12/chartex" xmlns:cx7="http://schemas.microsoft.com/office/drawing/2016/5/13/chartex" xmlns:cx8="http://schemas.microsoft.com/office/drawing/2016/5/14/chartex" xmlns:mc="http://schemas.openxmlformats.org/markup-compatibility/2006" xmlns:m="http://schemas.openxmlformats.org/officeDocument/2006/math" xmlns:aink="http://schemas.microsoft.com/office/drawing/2016/ink" xmlns:am3d="http://schemas.microsoft.com/office/drawing/2017/model3d" xmlns:oel="http://schemas.microsoft.com/office/2019/extlst" xmlns:r="http://schemas.openxmlformats.org/officeDocument/2006/relationships" xmlns:wp14="http://schemas.microsoft.com/office/word/2010/wordprocessingDrawing" xmlns:wp="http://schemas.openxmlformats.org/drawingml/2006/wordprocessingDrawing" xmlns:wpg="http://schemas.microsoft.com/office/word/2010/wordprocessingGroup" xmlns:wpi="http://schemas.microsoft.com/office/word/2010/wordprocessingInk" xmlns:wps="http://schemas.microsoft.com/office/word/2010/wordprocessingShape" xmlns:o="urn:schemas-microsoft-com:office:office" xmlns:v="urn:schemas-microsoft-com:vml" xmlns:w10="urn:schemas-microsoft-com:office:word" xmlns:w="http://schemas.openxmlformats.org/wordprocessingml/2006/main" xmlns:w14="http://schemas.microsoft.com/office/word/2010/wordml" xmlns:w15="http://schemas.microsoft.com/office/word/2012/wordml" xmlns:w16cex="http://schemas.microsoft.com/office/word/2018/wordml/cex" xmlns:w16cid="http://schemas.microsoft.com/office/word/2016/wordml/cid" xmlns:w16="http://schemas.microsoft.com/office/word/2018/wordml" xmlns:w16sdtdh="http://schemas.microsoft.com/office/word/2020/wordml/sdtdatahash" xmlns:w16sdtfl="http://schemas.microsoft.com/office/word/2024/wordml/sdtformatlock" xmlns:w16se="http://schemas.microsoft.com/office/word/2015/wordml/symex" xmlns:w16du="http://schemas.microsoft.com/office/word/2023/wordml/word16du" xmlns:wne="http://schemas.microsoft.com/office/word/2006/wordml" mc:Ignorable="w14 w15 w16se w16cid w16 w16cex w16sdtdh w16sdtfl w16du wp14">
+<w:numbering xmlns:wpc="http://schemas.microsoft.com/office/word/2010/wordprocessingCanvas" xmlns:cx="http://schemas.microsoft.com/office/drawing/2014/chartex" xmlns:cx1="http://schemas.microsoft.com/office/drawing/2015/9/8/chartex" xmlns:cx2="http://schemas.microsoft.com/office/drawing/2015/10/21/chartex" xmlns:cx3="http://schemas.microsoft.com/office/drawing/2016/5/9/chartex" xmlns:cx4="http://schemas.microsoft.com/office/drawing/2016/5/10/chartex" xmlns:cx5="http://schemas.microsoft.com/office/drawing/2016/5/11/chartex" xmlns:cx6="http://schemas.microsoft.com/office/drawing/2016/5/12/chartex" xmlns:cx7="http://schemas.microsoft.com/office/drawing/2016/5/13/chartex" xmlns:cx8="http://schemas.microsoft.com/office/drawing/2016/5/14/chartex" xmlns:mc="http://schemas.openxmlformats.org/markup-compatibility/2006" xmlns:aink="http://schemas.microsoft.com/office/drawing/2016/ink" xmlns:am3d="http://schemas.microsoft.com/office/drawing/2017/model3d" xmlns:o="urn:schemas-microsoft-com:office:office" xmlns:oel="http://schemas.microsoft.com/office/2019/extlst" xmlns:r="http://schemas.openxmlformats.org/officeDocument/2006/relationships" xmlns:m="http://schemas.openxmlformats.org/officeDocument/2006/math" xmlns:v="urn:schemas-microsoft-com:vml" xmlns:wp14="http://schemas.microsoft.com/office/word/2010/wordprocessingDrawing" xmlns:wp="http://schemas.openxmlformats.org/drawingml/2006/wordprocessingDrawing" xmlns:w10="urn:schemas-microsoft-com:office:word" xmlns:w="http://schemas.openxmlformats.org/wordprocessingml/2006/main" xmlns:w14="http://schemas.microsoft.com/office/word/2010/wordml" xmlns:w15="http://schemas.microsoft.com/office/word/2012/wordml" xmlns:w16cex="http://schemas.microsoft.com/office/word/2018/wordml/cex" xmlns:w16cid="http://schemas.microsoft.com/office/word/2016/wordml/cid" xmlns:w16="http://schemas.microsoft.com/office/word/2018/wordml" xmlns:w16sdtdh="http://schemas.microsoft.com/office/word/2020/wordml/sdtdatahash" xmlns:w16se="http://schemas.microsoft.com/office/word/2015/wordml/symex" xmlns:wpg="http://schemas.microsoft.com/office/word/2010/wordprocessingGroup" xmlns:wpi="http://schemas.microsoft.com/office/word/2010/wordprocessingInk" xmlns:wne="http://schemas.microsoft.com/office/word/2006/wordml" xmlns:wps="http://schemas.microsoft.com/office/word/2010/wordprocessingShape" mc:Ignorable="w14 w15 w16se w16cid w16 w16cex w16sdtdh wp14">
   <w:abstractNum w:abstractNumId="0" w15:restartNumberingAfterBreak="0">
     <w:nsid w:val="008C174E"/>
     <w:multiLevelType w:val="hybridMultilevel"/>
@@ -10120,7 +10659,7 @@
 </file>
 
 <file path=word/styles.xml><?xml version="1.0" encoding="utf-8"?>
-<w:styles xmlns:mc="http://schemas.openxmlformats.org/markup-compatibility/2006" xmlns:r="http://schemas.openxmlformats.org/officeDocument/2006/relationships" xmlns:w="http://schemas.openxmlformats.org/wordprocessingml/2006/main" xmlns:w14="http://schemas.microsoft.com/office/word/2010/wordml" xmlns:w15="http://schemas.microsoft.com/office/word/2012/wordml" xmlns:w16cex="http://schemas.microsoft.com/office/word/2018/wordml/cex" xmlns:w16cid="http://schemas.microsoft.com/office/word/2016/wordml/cid" xmlns:w16="http://schemas.microsoft.com/office/word/2018/wordml" xmlns:w16sdtdh="http://schemas.microsoft.com/office/word/2020/wordml/sdtdatahash" xmlns:w16sdtfl="http://schemas.microsoft.com/office/word/2024/wordml/sdtformatlock" xmlns:w16se="http://schemas.microsoft.com/office/word/2015/wordml/symex" xmlns:w16du="http://schemas.microsoft.com/office/word/2023/wordml/word16du" mc:Ignorable="w14 w15 w16se w16cid w16 w16cex w16sdtdh w16sdtfl w16du">
+<w:styles xmlns:mc="http://schemas.openxmlformats.org/markup-compatibility/2006" xmlns:r="http://schemas.openxmlformats.org/officeDocument/2006/relationships" xmlns:w="http://schemas.openxmlformats.org/wordprocessingml/2006/main" xmlns:w14="http://schemas.microsoft.com/office/word/2010/wordml" xmlns:w15="http://schemas.microsoft.com/office/word/2012/wordml" xmlns:w16cex="http://schemas.microsoft.com/office/word/2018/wordml/cex" xmlns:w16cid="http://schemas.microsoft.com/office/word/2016/wordml/cid" xmlns:w16="http://schemas.microsoft.com/office/word/2018/wordml" xmlns:w16sdtdh="http://schemas.microsoft.com/office/word/2020/wordml/sdtdatahash" xmlns:w16se="http://schemas.microsoft.com/office/word/2015/wordml/symex" mc:Ignorable="w14 w15 w16se w16cid w16 w16cex w16sdtdh">
   <w:docDefaults>
     <w:rPrDefault>
       <w:rPr>
@@ -11407,6 +11946,10 @@
 </file>
 
 <file path=customXml/item1.xml><?xml version="1.0" encoding="utf-8"?>
+<b:Sources xmlns:b="http://schemas.openxmlformats.org/officeDocument/2006/bibliography" xmlns="http://schemas.openxmlformats.org/officeDocument/2006/bibliography" SelectedStyle="\APA.XSL" StyleName="APA"/>
+</file>
+
+<file path=customXml/item2.xml><?xml version="1.0" encoding="utf-8"?>
 <?mso-contentType ?>
 <FormTemplates xmlns="http://schemas.microsoft.com/sharepoint/v3/contenttype/forms">
   <Display>DocumentLibraryForm</Display>
@@ -11415,30 +11958,7 @@
 </FormTemplates>
 </file>
 
-<file path=customXml/item2.xml><?xml version="1.0" encoding="utf-8"?>
-<b:Sources xmlns:b="http://schemas.openxmlformats.org/officeDocument/2006/bibliography" xmlns="http://schemas.openxmlformats.org/officeDocument/2006/bibliography" SelectedStyle="\APA.XSL" StyleName="APA"/>
-</file>
-
 <file path=customXml/item3.xml><?xml version="1.0" encoding="utf-8"?>
-<p:properties xmlns:p="http://schemas.microsoft.com/office/2006/metadata/properties" xmlns:xsi="http://www.w3.org/2001/XMLSchema-instance" xmlns:pc="http://schemas.microsoft.com/office/infopath/2007/PartnerControls">
-  <documentManagement>
-    <Category0 xmlns="bef73783-b83a-4f38-94d5-1aaaa1b3b0a2">1</Category0>
-    <i0f84bba906045b4af568ee102a52dcb xmlns="2933ac1b-cace-482f-bed9-bf9b7d80f34a">
-      <Terms xmlns="http://schemas.microsoft.com/office/infopath/2007/PartnerControls">
-        <TermInfo xmlns="http://schemas.microsoft.com/office/infopath/2007/PartnerControls">
-          <TermName xmlns="http://schemas.microsoft.com/office/infopath/2007/PartnerControls">Corporate Records</TermName>
-          <TermId xmlns="http://schemas.microsoft.com/office/infopath/2007/PartnerControls">2c702203-4f28-4769-bfc5-dad5ef3425c7</TermId>
-        </TermInfo>
-      </Terms>
-    </i0f84bba906045b4af568ee102a52dcb>
-    <TaxCatchAll xmlns="2933ac1b-cace-482f-bed9-bf9b7d80f34a">
-      <Value>1</Value>
-    </TaxCatchAll>
-  </documentManagement>
-</p:properties>
-</file>
-
-<file path=customXml/item4.xml><?xml version="1.0" encoding="utf-8"?>
 <ct:contentTypeSchema xmlns:ct="http://schemas.microsoft.com/office/2006/metadata/contentType" xmlns:ma="http://schemas.microsoft.com/office/2006/metadata/properties/metaAttributes" ct:_="" ma:_="" ma:contentTypeName="Document" ma:contentTypeID="0x010100D17E1B4D89D91D49A316865B50B76B78" ma:contentTypeVersion="26" ma:contentTypeDescription="Create a new document." ma:contentTypeScope="" ma:versionID="2e43e94bda34b09537a48d601b321f81">
   <xsd:schema xmlns:xsd="http://www.w3.org/2001/XMLSchema" xmlns:xs="http://www.w3.org/2001/XMLSchema" xmlns:p="http://schemas.microsoft.com/office/2006/metadata/properties" xmlns:ns2="bef73783-b83a-4f38-94d5-1aaaa1b3b0a2" xmlns:ns3="2933ac1b-cace-482f-bed9-bf9b7d80f34a" targetNamespace="http://schemas.microsoft.com/office/2006/metadata/properties" ma:root="true" ma:fieldsID="68ad2338b471bae35515ce7eaf1f964b" ns2:_="" ns3:_="">
     <xsd:import namespace="bef73783-b83a-4f38-94d5-1aaaa1b3b0a2"/>
@@ -11653,7 +12173,34 @@
 </ct:contentTypeSchema>
 </file>
 
+<file path=customXml/item4.xml><?xml version="1.0" encoding="utf-8"?>
+<p:properties xmlns:p="http://schemas.microsoft.com/office/2006/metadata/properties" xmlns:xsi="http://www.w3.org/2001/XMLSchema-instance" xmlns:pc="http://schemas.microsoft.com/office/infopath/2007/PartnerControls">
+  <documentManagement>
+    <Category0 xmlns="bef73783-b83a-4f38-94d5-1aaaa1b3b0a2">1</Category0>
+    <i0f84bba906045b4af568ee102a52dcb xmlns="2933ac1b-cace-482f-bed9-bf9b7d80f34a">
+      <Terms xmlns="http://schemas.microsoft.com/office/infopath/2007/PartnerControls">
+        <TermInfo xmlns="http://schemas.microsoft.com/office/infopath/2007/PartnerControls">
+          <TermName xmlns="http://schemas.microsoft.com/office/infopath/2007/PartnerControls">Corporate Records</TermName>
+          <TermId xmlns="http://schemas.microsoft.com/office/infopath/2007/PartnerControls">2c702203-4f28-4769-bfc5-dad5ef3425c7</TermId>
+        </TermInfo>
+      </Terms>
+    </i0f84bba906045b4af568ee102a52dcb>
+    <TaxCatchAll xmlns="2933ac1b-cace-482f-bed9-bf9b7d80f34a">
+      <Value>1</Value>
+    </TaxCatchAll>
+  </documentManagement>
+</p:properties>
+</file>
+
 <file path=customXml/itemProps1.xml><?xml version="1.0" encoding="utf-8"?>
+<ds:datastoreItem xmlns:ds="http://schemas.openxmlformats.org/officeDocument/2006/customXml" ds:itemID="{7769C2E1-50C7-4AF2-861B-F52E75CE3623}">
+  <ds:schemaRefs>
+    <ds:schemaRef ds:uri="http://schemas.openxmlformats.org/officeDocument/2006/bibliography"/>
+  </ds:schemaRefs>
+</ds:datastoreItem>
+</file>
+
+<file path=customXml/itemProps2.xml><?xml version="1.0" encoding="utf-8"?>
 <ds:datastoreItem xmlns:ds="http://schemas.openxmlformats.org/officeDocument/2006/customXml" ds:itemID="{93737E1E-B456-42C7-9F02-6B7D736E2393}">
   <ds:schemaRefs>
     <ds:schemaRef ds:uri="http://schemas.microsoft.com/sharepoint/v3/contenttype/forms"/>
@@ -11661,15 +12208,11 @@
 </ds:datastoreItem>
 </file>
 
-<file path=customXml/itemProps2.xml><?xml version="1.0" encoding="utf-8"?>
-<ds:datastoreItem xmlns:ds="http://schemas.openxmlformats.org/officeDocument/2006/customXml" ds:itemID="{7769C2E1-50C7-4AF2-861B-F52E75CE3623}">
-  <ds:schemaRefs>
-    <ds:schemaRef ds:uri="http://schemas.openxmlformats.org/officeDocument/2006/bibliography"/>
-  </ds:schemaRefs>
-</ds:datastoreItem>
+<file path=customXml/itemProps3.xml><?xml version="1.0" encoding="utf-8"?>
+<ds:datastoreItem xmlns:ds="http://schemas.openxmlformats.org/officeDocument/2006/customXml" ds:itemID="{05C235B8-E803-46E7-B24C-80752B1E7EE4}"/>
 </file>
 
-<file path=customXml/itemProps3.xml><?xml version="1.0" encoding="utf-8"?>
+<file path=customXml/itemProps4.xml><?xml version="1.0" encoding="utf-8"?>
 <ds:datastoreItem xmlns:ds="http://schemas.openxmlformats.org/officeDocument/2006/customXml" ds:itemID="{88E25B5C-5BD7-403A-8876-7F03EDF4549D}">
   <ds:schemaRefs>
     <ds:schemaRef ds:uri="http://schemas.microsoft.com/office/2006/metadata/properties"/>
@@ -11678,23 +12221,4 @@
     <ds:schemaRef ds:uri="2933ac1b-cace-482f-bed9-bf9b7d80f34a"/>
   </ds:schemaRefs>
 </ds:datastoreItem>
-</file>
-
-<file path=customXml/itemProps4.xml><?xml version="1.0" encoding="utf-8"?>
-<ds:datastoreItem xmlns:ds="http://schemas.openxmlformats.org/officeDocument/2006/customXml" ds:itemID="{05C235B8-E803-46E7-B24C-80752B1E7EE4}">
-  <ds:schemaRefs>
-    <ds:schemaRef ds:uri="http://schemas.microsoft.com/office/2006/metadata/contentType"/>
-    <ds:schemaRef ds:uri="http://schemas.microsoft.com/office/2006/metadata/properties/metaAttributes"/>
-    <ds:schemaRef ds:uri="http://www.w3.org/2001/XMLSchema"/>
-    <ds:schemaRef ds:uri="http://schemas.microsoft.com/office/2006/metadata/properties"/>
-    <ds:schemaRef ds:uri="bef73783-b83a-4f38-94d5-1aaaa1b3b0a2"/>
-    <ds:schemaRef ds:uri="2933ac1b-cace-482f-bed9-bf9b7d80f34a"/>
-    <ds:schemaRef ds:uri="http://schemas.microsoft.com/office/2006/documentManagement/types"/>
-    <ds:schemaRef ds:uri="http://schemas.microsoft.com/office/infopath/2007/PartnerControls"/>
-    <ds:schemaRef ds:uri="http://schemas.openxmlformats.org/package/2006/metadata/core-properties"/>
-    <ds:schemaRef ds:uri="http://purl.org/dc/elements/1.1/"/>
-    <ds:schemaRef ds:uri="http://purl.org/dc/terms/"/>
-    <ds:schemaRef ds:uri="http://schemas.microsoft.com/internal/obd"/>
-  </ds:schemaRefs>
-</ds:datastoreItem>
 </file>